--- a/round1/output/docx_sections/DOCE Admin Aide.docx
+++ b/round1/output/docx_sections/DOCE Admin Aide.docx
@@ -8,7 +8,7 @@
       </w:pPr>
       <w:r>
         <w:rPr>
-          <w:rFonts w:ascii="Aptos Display" w:hAnsi="Aptos Display"/>
+          <w:rFonts w:ascii="Aptos" w:hAnsi="Aptos"/>
           <w:b w:val="0"/>
           <w:i w:val="0"/>
           <w:color w:val="0F4761"/>
@@ -18,7 +18,7 @@
       </w:r>
       <w:r>
         <w:rPr>
-          <w:rFonts w:ascii="Aptos Display" w:hAnsi="Aptos Display"/>
+          <w:rFonts w:ascii="Aptos" w:hAnsi="Aptos"/>
           <w:b w:val="0"/>
           <w:i w:val="0"/>
           <w:color w:val="0F4761"/>
@@ -31,7 +31,7 @@
       <w:pPr/>
       <w:r>
         <w:rPr>
-          <w:rFonts w:ascii="Arial" w:hAnsi="Arial"/>
+          <w:rFonts w:ascii="Aptos" w:hAnsi="Aptos"/>
           <w:b w:val="0"/>
           <w:i/>
           <w:color w:val="000000"/>
@@ -41,7 +41,7 @@
       </w:r>
       <w:r>
         <w:rPr>
-          <w:rFonts w:ascii="Arial" w:hAnsi="Arial"/>
+          <w:rFonts w:ascii="Aptos" w:hAnsi="Aptos"/>
           <w:b w:val="0"/>
           <w:i w:val="0"/>
           <w:color w:val="000000"/>
@@ -54,7 +54,7 @@
       <w:pPr/>
       <w:r>
         <w:rPr>
-          <w:rFonts w:ascii="Arial" w:hAnsi="Arial"/>
+          <w:rFonts w:ascii="Aptos" w:hAnsi="Aptos"/>
           <w:b w:val="0"/>
           <w:i/>
           <w:color w:val="000000"/>
@@ -67,7 +67,7 @@
       <w:pPr/>
       <w:r>
         <w:rPr>
-          <w:rFonts w:ascii="Arial" w:hAnsi="Arial"/>
+          <w:rFonts w:ascii="Aptos" w:hAnsi="Aptos"/>
           <w:b/>
           <w:i w:val="0"/>
           <w:color w:val="000000"/>
@@ -77,7 +77,7 @@
       </w:r>
       <w:r>
         <w:rPr>
-          <w:rFonts w:ascii="Arial" w:hAnsi="Arial"/>
+          <w:rFonts w:ascii="Aptos" w:hAnsi="Aptos"/>
           <w:b w:val="0"/>
           <w:i w:val="0"/>
           <w:color w:val="000000"/>
@@ -93,7 +93,7 @@
       <w:pPr/>
       <w:r>
         <w:rPr>
-          <w:rFonts w:ascii="Arial" w:hAnsi="Arial"/>
+          <w:rFonts w:ascii="Aptos" w:hAnsi="Aptos"/>
           <w:b/>
           <w:i w:val="0"/>
           <w:color w:val="000000"/>
@@ -103,7 +103,7 @@
       </w:r>
       <w:r>
         <w:rPr>
-          <w:rFonts w:ascii="Arial" w:hAnsi="Arial"/>
+          <w:rFonts w:ascii="Aptos" w:hAnsi="Aptos"/>
           <w:b w:val="0"/>
           <w:i w:val="0"/>
           <w:color w:val="000000"/>
@@ -133,7 +133,7 @@
       </w:pPr>
       <w:r>
         <w:rPr>
-          <w:rFonts w:ascii="Arial" w:hAnsi="Arial"/>
+          <w:rFonts w:ascii="Aptos" w:hAnsi="Aptos"/>
           <w:b/>
           <w:i w:val="0"/>
           <w:color w:val="000000"/>
@@ -143,7 +143,7 @@
       </w:r>
       <w:r>
         <w:rPr>
-          <w:rFonts w:ascii="Arial" w:hAnsi="Arial"/>
+          <w:rFonts w:ascii="Aptos" w:hAnsi="Aptos"/>
           <w:b w:val="0"/>
           <w:i w:val="0"/>
           <w:color w:val="000000"/>
@@ -158,7 +158,7 @@
       </w:pPr>
       <w:r>
         <w:rPr>
-          <w:rFonts w:ascii="Arial" w:hAnsi="Arial"/>
+          <w:rFonts w:ascii="Aptos" w:hAnsi="Aptos"/>
           <w:b/>
           <w:i w:val="0"/>
           <w:color w:val="000000"/>
@@ -168,7 +168,7 @@
       </w:r>
       <w:r>
         <w:rPr>
-          <w:rFonts w:ascii="Arial" w:hAnsi="Arial"/>
+          <w:rFonts w:ascii="Aptos" w:hAnsi="Aptos"/>
           <w:b w:val="0"/>
           <w:i w:val="0"/>
           <w:color w:val="000000"/>
@@ -183,7 +183,7 @@
       </w:pPr>
       <w:r>
         <w:rPr>
-          <w:rFonts w:ascii="Arial" w:hAnsi="Arial"/>
+          <w:rFonts w:ascii="Aptos" w:hAnsi="Aptos"/>
           <w:b/>
           <w:i w:val="0"/>
           <w:color w:val="000000"/>
@@ -193,7 +193,7 @@
       </w:r>
       <w:r>
         <w:rPr>
-          <w:rFonts w:ascii="Arial" w:hAnsi="Arial"/>
+          <w:rFonts w:ascii="Aptos" w:hAnsi="Aptos"/>
           <w:b w:val="0"/>
           <w:i w:val="0"/>
           <w:color w:val="000000"/>
@@ -208,23 +208,83 @@
       </w:pPr>
       <w:r>
         <w:rPr>
-          <w:rFonts w:ascii="Arial" w:hAnsi="Arial"/>
+          <w:rFonts w:ascii="Aptos" w:hAnsi="Aptos"/>
           <w:b/>
           <w:i w:val="0"/>
           <w:color w:val="000000"/>
           <w:sz w:val="22"/>
         </w:rPr>
-        <w:t xml:space="preserve">Public Customer Service: </w:t>
+        <w:t xml:space="preserve">Public </w:t>
       </w:r>
       <w:r>
         <w:rPr>
-          <w:rFonts w:ascii="Arial" w:hAnsi="Arial"/>
+          <w:rFonts w:ascii="Aptos" w:hAnsi="Aptos"/>
+          <w:b/>
+          <w:i w:val="0"/>
+          <w:color w:val="000000"/>
+          <w:sz w:val="22"/>
+        </w:rPr>
+        <w:t>Customer</w:t>
+      </w:r>
+      <w:r>
+        <w:rPr>
+          <w:rFonts w:ascii="Aptos" w:hAnsi="Aptos"/>
+          <w:b/>
+          <w:i w:val="0"/>
+          <w:color w:val="000000"/>
+          <w:sz w:val="22"/>
+        </w:rPr>
+        <w:t xml:space="preserve"> Service: </w:t>
+      </w:r>
+      <w:r>
+        <w:rPr>
+          <w:rFonts w:ascii="Aptos" w:hAnsi="Aptos"/>
           <w:b w:val="0"/>
           <w:i w:val="0"/>
           <w:color w:val="000000"/>
           <w:sz w:val="22"/>
         </w:rPr>
-        <w:t>Assist customers by phone, email, and at the public service counter.</w:t>
+        <w:t>Assist</w:t>
+      </w:r>
+      <w:r>
+        <w:rPr>
+          <w:rFonts w:ascii="Aptos" w:hAnsi="Aptos"/>
+          <w:b w:val="0"/>
+          <w:i w:val="0"/>
+          <w:color w:val="000000"/>
+          <w:sz w:val="22"/>
+        </w:rPr>
+        <w:t xml:space="preserve"> </w:t>
+      </w:r>
+      <w:r>
+        <w:rPr>
+          <w:rFonts w:ascii="Aptos" w:hAnsi="Aptos"/>
+          <w:b w:val="0"/>
+          <w:i w:val="0"/>
+          <w:color w:val="000000"/>
+          <w:sz w:val="22"/>
+        </w:rPr>
+        <w:t>public</w:t>
+      </w:r>
+      <w:r>
+        <w:rPr>
+          <w:rFonts w:ascii="Aptos" w:hAnsi="Aptos"/>
+          <w:b w:val="0"/>
+          <w:i w:val="0"/>
+          <w:color w:val="000000"/>
+          <w:sz w:val="22"/>
+        </w:rPr>
+        <w:t xml:space="preserve"> </w:t>
+      </w:r>
+      <w:r>
+        <w:rPr>
+          <w:rFonts w:ascii="Aptos" w:hAnsi="Aptos"/>
+          <w:b w:val="0"/>
+          <w:i w:val="0"/>
+          <w:color w:val="000000"/>
+          <w:sz w:val="22"/>
+        </w:rPr>
+        <w:t>by phone, email, and at the public service counter.</w:t>
       </w:r>
     </w:p>
     <w:p>
@@ -233,7 +293,7 @@
       </w:pPr>
       <w:r>
         <w:rPr>
-          <w:rFonts w:ascii="Arial" w:hAnsi="Arial"/>
+          <w:rFonts w:ascii="Aptos" w:hAnsi="Aptos"/>
           <w:b/>
           <w:i w:val="0"/>
           <w:color w:val="000000"/>
@@ -243,13 +303,33 @@
       </w:r>
       <w:r>
         <w:rPr>
-          <w:rFonts w:ascii="Arial" w:hAnsi="Arial"/>
+          <w:rFonts w:ascii="Aptos" w:hAnsi="Aptos"/>
           <w:b w:val="0"/>
           <w:i w:val="0"/>
           <w:color w:val="000000"/>
           <w:sz w:val="22"/>
         </w:rPr>
-        <w:t>Manage high call volumes and return customer calls.</w:t>
+        <w:t xml:space="preserve">Manage high call volumes and return </w:t>
+      </w:r>
+      <w:r>
+        <w:rPr>
+          <w:rFonts w:ascii="Aptos" w:hAnsi="Aptos"/>
+          <w:b w:val="0"/>
+          <w:i w:val="0"/>
+          <w:color w:val="000000"/>
+          <w:sz w:val="22"/>
+        </w:rPr>
+        <w:t xml:space="preserve">public </w:t>
+      </w:r>
+      <w:r>
+        <w:rPr>
+          <w:rFonts w:ascii="Aptos" w:hAnsi="Aptos"/>
+          <w:b w:val="0"/>
+          <w:i w:val="0"/>
+          <w:color w:val="000000"/>
+          <w:sz w:val="22"/>
+        </w:rPr>
+        <w:t>calls.</w:t>
       </w:r>
     </w:p>
     <w:p>
@@ -258,7 +338,7 @@
       </w:pPr>
       <w:r>
         <w:rPr>
-          <w:rFonts w:ascii="Arial" w:hAnsi="Arial"/>
+          <w:rFonts w:ascii="Aptos" w:hAnsi="Aptos"/>
           <w:b/>
           <w:i w:val="0"/>
           <w:color w:val="000000"/>
@@ -268,7 +348,7 @@
       </w:r>
       <w:r>
         <w:rPr>
-          <w:rFonts w:ascii="Arial" w:hAnsi="Arial"/>
+          <w:rFonts w:ascii="Aptos" w:hAnsi="Aptos"/>
           <w:b w:val="0"/>
           <w:i w:val="0"/>
           <w:color w:val="000000"/>
@@ -283,7 +363,7 @@
       </w:pPr>
       <w:r>
         <w:rPr>
-          <w:rFonts w:ascii="Arial" w:hAnsi="Arial"/>
+          <w:rFonts w:ascii="Aptos" w:hAnsi="Aptos"/>
           <w:b/>
           <w:i w:val="0"/>
           <w:color w:val="000000"/>
@@ -293,7 +373,7 @@
       </w:r>
       <w:r>
         <w:rPr>
-          <w:rFonts w:ascii="Arial" w:hAnsi="Arial"/>
+          <w:rFonts w:ascii="Aptos" w:hAnsi="Aptos"/>
           <w:b w:val="0"/>
           <w:i w:val="0"/>
           <w:color w:val="000000"/>
@@ -308,7 +388,7 @@
       </w:pPr>
       <w:r>
         <w:rPr>
-          <w:rFonts w:ascii="Arial" w:hAnsi="Arial"/>
+          <w:rFonts w:ascii="Aptos" w:hAnsi="Aptos"/>
           <w:b/>
           <w:i w:val="0"/>
           <w:color w:val="000000"/>
@@ -318,7 +398,7 @@
       </w:r>
       <w:r>
         <w:rPr>
-          <w:rFonts w:ascii="Arial" w:hAnsi="Arial"/>
+          <w:rFonts w:ascii="Aptos" w:hAnsi="Aptos"/>
           <w:b w:val="0"/>
           <w:i w:val="0"/>
           <w:color w:val="000000"/>
@@ -333,7 +413,7 @@
       </w:pPr>
       <w:r>
         <w:rPr>
-          <w:rFonts w:ascii="Arial" w:hAnsi="Arial"/>
+          <w:rFonts w:ascii="Aptos" w:hAnsi="Aptos"/>
           <w:b/>
           <w:i w:val="0"/>
           <w:color w:val="000000"/>
@@ -343,7 +423,7 @@
       </w:r>
       <w:r>
         <w:rPr>
-          <w:rFonts w:ascii="Arial" w:hAnsi="Arial"/>
+          <w:rFonts w:ascii="Aptos" w:hAnsi="Aptos"/>
           <w:b w:val="0"/>
           <w:i w:val="0"/>
           <w:color w:val="000000"/>
@@ -358,7 +438,7 @@
       </w:pPr>
       <w:r>
         <w:rPr>
-          <w:rFonts w:ascii="Arial" w:hAnsi="Arial"/>
+          <w:rFonts w:ascii="Aptos" w:hAnsi="Aptos"/>
           <w:b/>
           <w:i w:val="0"/>
           <w:color w:val="000000"/>
@@ -368,7 +448,7 @@
       </w:r>
       <w:r>
         <w:rPr>
-          <w:rFonts w:ascii="Arial" w:hAnsi="Arial"/>
+          <w:rFonts w:ascii="Aptos" w:hAnsi="Aptos"/>
           <w:b w:val="0"/>
           <w:i w:val="0"/>
           <w:color w:val="000000"/>
@@ -383,7 +463,7 @@
       </w:pPr>
       <w:r>
         <w:rPr>
-          <w:rFonts w:ascii="Arial" w:hAnsi="Arial"/>
+          <w:rFonts w:ascii="Aptos" w:hAnsi="Aptos"/>
           <w:b/>
           <w:i w:val="0"/>
           <w:color w:val="000000"/>
@@ -393,7 +473,7 @@
       </w:r>
       <w:r>
         <w:rPr>
-          <w:rFonts w:ascii="Arial" w:hAnsi="Arial"/>
+          <w:rFonts w:ascii="Aptos" w:hAnsi="Aptos"/>
           <w:b w:val="0"/>
           <w:i w:val="0"/>
           <w:color w:val="000000"/>
@@ -408,7 +488,7 @@
       </w:pPr>
       <w:r>
         <w:rPr>
-          <w:rFonts w:ascii="Arial" w:hAnsi="Arial"/>
+          <w:rFonts w:ascii="Aptos" w:hAnsi="Aptos"/>
           <w:b/>
           <w:i w:val="0"/>
           <w:color w:val="000000"/>
@@ -418,7 +498,7 @@
       </w:r>
       <w:r>
         <w:rPr>
-          <w:rFonts w:ascii="Arial" w:hAnsi="Arial"/>
+          <w:rFonts w:ascii="Aptos" w:hAnsi="Aptos"/>
           <w:b w:val="0"/>
           <w:i w:val="0"/>
           <w:color w:val="000000"/>
@@ -431,7 +511,7 @@
       <w:pPr/>
       <w:r>
         <w:rPr>
-          <w:rFonts w:ascii="Arial" w:hAnsi="Arial"/>
+          <w:rFonts w:ascii="Aptos" w:hAnsi="Aptos"/>
           <w:b w:val="0"/>
           <w:i w:val="0"/>
           <w:color w:val="000000"/>
@@ -444,7 +524,7 @@
       <w:pPr/>
       <w:r>
         <w:rPr>
-          <w:rFonts w:ascii="Arial" w:hAnsi="Arial"/>
+          <w:rFonts w:ascii="Aptos" w:hAnsi="Aptos"/>
           <w:b w:val="0"/>
           <w:i w:val="0"/>
           <w:color w:val="000000"/>
@@ -484,7 +564,7 @@
       </w:pPr>
       <w:r>
         <w:rPr>
-          <w:rFonts w:ascii="Arial" w:hAnsi="Arial"/>
+          <w:rFonts w:ascii="Aptos" w:hAnsi="Aptos"/>
           <w:b w:val="0"/>
           <w:i w:val="0"/>
           <w:color w:val="000000"/>
@@ -499,7 +579,7 @@
       </w:pPr>
       <w:r>
         <w:rPr>
-          <w:rFonts w:ascii="Arial" w:hAnsi="Arial"/>
+          <w:rFonts w:ascii="Aptos" w:hAnsi="Aptos"/>
           <w:b/>
           <w:i w:val="0"/>
           <w:color w:val="000000"/>
@@ -514,7 +594,7 @@
       </w:pPr>
       <w:r>
         <w:rPr>
-          <w:rFonts w:ascii="Arial" w:hAnsi="Arial"/>
+          <w:rFonts w:ascii="Aptos" w:hAnsi="Aptos"/>
           <w:b w:val="0"/>
           <w:i w:val="0"/>
           <w:color w:val="000000"/>
@@ -529,7 +609,7 @@
       </w:pPr>
       <w:r>
         <w:rPr>
-          <w:rFonts w:ascii="Arial" w:hAnsi="Arial"/>
+          <w:rFonts w:ascii="Aptos" w:hAnsi="Aptos"/>
           <w:b w:val="0"/>
           <w:i w:val="0"/>
           <w:color w:val="000000"/>
@@ -544,13 +624,33 @@
       </w:pPr>
       <w:r>
         <w:rPr>
-          <w:rFonts w:ascii="Arial" w:hAnsi="Arial"/>
+          <w:rFonts w:ascii="Aptos" w:hAnsi="Aptos"/>
           <w:b w:val="0"/>
           <w:i w:val="0"/>
           <w:color w:val="000000"/>
           <w:sz w:val="22"/>
         </w:rPr>
-        <w:t>Answer general Code Enforcement questions and direct customers to the correct department when needed.</w:t>
+        <w:t xml:space="preserve">Answer general Code Enforcement questions and direct </w:t>
+      </w:r>
+      <w:r>
+        <w:rPr>
+          <w:rFonts w:ascii="Aptos" w:hAnsi="Aptos"/>
+          <w:b w:val="0"/>
+          <w:i w:val="0"/>
+          <w:color w:val="000000"/>
+          <w:sz w:val="22"/>
+        </w:rPr>
+        <w:t xml:space="preserve">phone calls </w:t>
+      </w:r>
+      <w:r>
+        <w:rPr>
+          <w:rFonts w:ascii="Aptos" w:hAnsi="Aptos"/>
+          <w:b w:val="0"/>
+          <w:i w:val="0"/>
+          <w:color w:val="000000"/>
+          <w:sz w:val="22"/>
+        </w:rPr>
+        <w:t>to the correct department when needed.</w:t>
       </w:r>
     </w:p>
     <w:p>
@@ -559,7 +659,7 @@
       </w:pPr>
       <w:r>
         <w:rPr>
-          <w:rFonts w:ascii="Arial" w:hAnsi="Arial"/>
+          <w:rFonts w:ascii="Aptos" w:hAnsi="Aptos"/>
           <w:b w:val="0"/>
           <w:i w:val="0"/>
           <w:color w:val="000000"/>
@@ -574,7 +674,7 @@
       </w:pPr>
       <w:r>
         <w:rPr>
-          <w:rFonts w:ascii="Arial" w:hAnsi="Arial"/>
+          <w:rFonts w:ascii="Aptos" w:hAnsi="Aptos"/>
           <w:b/>
           <w:i w:val="0"/>
           <w:color w:val="000000"/>
@@ -589,7 +689,7 @@
       </w:pPr>
       <w:r>
         <w:rPr>
-          <w:rFonts w:ascii="Arial" w:hAnsi="Arial"/>
+          <w:rFonts w:ascii="Aptos" w:hAnsi="Aptos"/>
           <w:b w:val="0"/>
           <w:i w:val="0"/>
           <w:color w:val="000000"/>
@@ -604,7 +704,7 @@
       </w:pPr>
       <w:r>
         <w:rPr>
-          <w:rFonts w:ascii="Arial" w:hAnsi="Arial"/>
+          <w:rFonts w:ascii="Aptos" w:hAnsi="Aptos"/>
           <w:b w:val="0"/>
           <w:i w:val="0"/>
           <w:color w:val="000000"/>
@@ -619,7 +719,7 @@
       </w:pPr>
       <w:r>
         <w:rPr>
-          <w:rFonts w:ascii="Arial" w:hAnsi="Arial"/>
+          <w:rFonts w:ascii="Aptos" w:hAnsi="Aptos"/>
           <w:b w:val="0"/>
           <w:i w:val="0"/>
           <w:color w:val="000000"/>
@@ -634,7 +734,7 @@
       </w:pPr>
       <w:r>
         <w:rPr>
-          <w:rFonts w:ascii="Arial" w:hAnsi="Arial"/>
+          <w:rFonts w:ascii="Aptos" w:hAnsi="Aptos"/>
           <w:b w:val="0"/>
           <w:i w:val="0"/>
           <w:color w:val="000000"/>
@@ -649,7 +749,7 @@
       </w:pPr>
       <w:r>
         <w:rPr>
-          <w:rFonts w:ascii="Arial" w:hAnsi="Arial"/>
+          <w:rFonts w:ascii="Aptos" w:hAnsi="Aptos"/>
           <w:b w:val="0"/>
           <w:i w:val="0"/>
           <w:color w:val="000000"/>
@@ -664,7 +764,7 @@
       </w:pPr>
       <w:r>
         <w:rPr>
-          <w:rFonts w:ascii="Arial" w:hAnsi="Arial"/>
+          <w:rFonts w:ascii="Aptos" w:hAnsi="Aptos"/>
           <w:b/>
           <w:i w:val="0"/>
           <w:color w:val="000000"/>
@@ -679,13 +779,63 @@
       </w:pPr>
       <w:r>
         <w:rPr>
-          <w:rFonts w:ascii="Arial" w:hAnsi="Arial"/>
+          <w:rFonts w:ascii="Aptos" w:hAnsi="Aptos"/>
           <w:b w:val="0"/>
           <w:i w:val="0"/>
           <w:color w:val="000000"/>
           <w:sz w:val="22"/>
         </w:rPr>
-        <w:t>Assist walk-in customers at the front counter.</w:t>
+        <w:t>Assist</w:t>
+      </w:r>
+      <w:r>
+        <w:rPr>
+          <w:rFonts w:ascii="Aptos" w:hAnsi="Aptos"/>
+          <w:b w:val="0"/>
+          <w:i w:val="0"/>
+          <w:color w:val="000000"/>
+          <w:sz w:val="22"/>
+        </w:rPr>
+        <w:t xml:space="preserve"> walk-in </w:t>
+      </w:r>
+      <w:r>
+        <w:rPr>
+          <w:rFonts w:ascii="Aptos" w:hAnsi="Aptos"/>
+          <w:b w:val="0"/>
+          <w:i w:val="0"/>
+          <w:color w:val="000000"/>
+          <w:sz w:val="22"/>
+        </w:rPr>
+        <w:t>public</w:t>
+      </w:r>
+      <w:r>
+        <w:rPr>
+          <w:rFonts w:ascii="Aptos" w:hAnsi="Aptos"/>
+          <w:b w:val="0"/>
+          <w:i w:val="0"/>
+          <w:color w:val="000000"/>
+          <w:sz w:val="22"/>
+        </w:rPr>
+        <w:t xml:space="preserve"> </w:t>
+      </w:r>
+      <w:r>
+        <w:rPr>
+          <w:rFonts w:ascii="Aptos" w:hAnsi="Aptos"/>
+          <w:b w:val="0"/>
+          <w:i w:val="0"/>
+          <w:color w:val="000000"/>
+          <w:sz w:val="22"/>
+        </w:rPr>
+        <w:t xml:space="preserve">queries and requests </w:t>
+      </w:r>
+      <w:r>
+        <w:rPr>
+          <w:rFonts w:ascii="Aptos" w:hAnsi="Aptos"/>
+          <w:b w:val="0"/>
+          <w:i w:val="0"/>
+          <w:color w:val="000000"/>
+          <w:sz w:val="22"/>
+        </w:rPr>
+        <w:t>at the front counter.</w:t>
       </w:r>
     </w:p>
     <w:p>
@@ -694,7 +844,7 @@
       </w:pPr>
       <w:r>
         <w:rPr>
-          <w:rFonts w:ascii="Arial" w:hAnsi="Arial"/>
+          <w:rFonts w:ascii="Aptos" w:hAnsi="Aptos"/>
           <w:b w:val="0"/>
           <w:i w:val="0"/>
           <w:color w:val="000000"/>
@@ -709,7 +859,7 @@
       </w:pPr>
       <w:r>
         <w:rPr>
-          <w:rFonts w:ascii="Arial" w:hAnsi="Arial"/>
+          <w:rFonts w:ascii="Aptos" w:hAnsi="Aptos"/>
           <w:b w:val="0"/>
           <w:i w:val="0"/>
           <w:color w:val="000000"/>
@@ -724,7 +874,7 @@
       </w:pPr>
       <w:r>
         <w:rPr>
-          <w:rFonts w:ascii="Arial" w:hAnsi="Arial"/>
+          <w:rFonts w:ascii="Aptos" w:hAnsi="Aptos"/>
           <w:b w:val="0"/>
           <w:i w:val="0"/>
           <w:color w:val="000000"/>
@@ -739,7 +889,7 @@
       </w:pPr>
       <w:r>
         <w:rPr>
-          <w:rFonts w:ascii="Arial" w:hAnsi="Arial"/>
+          <w:rFonts w:ascii="Aptos" w:hAnsi="Aptos"/>
           <w:b w:val="0"/>
           <w:i w:val="0"/>
           <w:color w:val="000000"/>
@@ -754,7 +904,7 @@
       </w:pPr>
       <w:r>
         <w:rPr>
-          <w:rFonts w:ascii="Arial" w:hAnsi="Arial"/>
+          <w:rFonts w:ascii="Aptos" w:hAnsi="Aptos"/>
           <w:b/>
           <w:i w:val="0"/>
           <w:color w:val="000000"/>
@@ -769,7 +919,7 @@
       </w:pPr>
       <w:r>
         <w:rPr>
-          <w:rFonts w:ascii="Arial" w:hAnsi="Arial"/>
+          <w:rFonts w:ascii="Aptos" w:hAnsi="Aptos"/>
           <w:b w:val="0"/>
           <w:i w:val="0"/>
           <w:color w:val="000000"/>
@@ -784,7 +934,7 @@
       </w:pPr>
       <w:r>
         <w:rPr>
-          <w:rFonts w:ascii="Arial" w:hAnsi="Arial"/>
+          <w:rFonts w:ascii="Aptos" w:hAnsi="Aptos"/>
           <w:b w:val="0"/>
           <w:i w:val="0"/>
           <w:color w:val="000000"/>
@@ -799,7 +949,7 @@
       </w:pPr>
       <w:r>
         <w:rPr>
-          <w:rFonts w:ascii="Arial" w:hAnsi="Arial"/>
+          <w:rFonts w:ascii="Aptos" w:hAnsi="Aptos"/>
           <w:b w:val="0"/>
           <w:i w:val="0"/>
           <w:color w:val="000000"/>
@@ -814,7 +964,7 @@
       </w:pPr>
       <w:r>
         <w:rPr>
-          <w:rFonts w:ascii="Arial" w:hAnsi="Arial"/>
+          <w:rFonts w:ascii="Aptos" w:hAnsi="Aptos"/>
           <w:b w:val="0"/>
           <w:i w:val="0"/>
           <w:color w:val="000000"/>
@@ -829,7 +979,7 @@
       </w:pPr>
       <w:r>
         <w:rPr>
-          <w:rFonts w:ascii="Arial" w:hAnsi="Arial"/>
+          <w:rFonts w:ascii="Aptos" w:hAnsi="Aptos"/>
           <w:b/>
           <w:i w:val="0"/>
           <w:color w:val="000000"/>
@@ -844,7 +994,7 @@
       </w:pPr>
       <w:r>
         <w:rPr>
-          <w:rFonts w:ascii="Arial" w:hAnsi="Arial"/>
+          <w:rFonts w:ascii="Aptos" w:hAnsi="Aptos"/>
           <w:b w:val="0"/>
           <w:i w:val="0"/>
           <w:color w:val="000000"/>
@@ -859,7 +1009,7 @@
       </w:pPr>
       <w:r>
         <w:rPr>
-          <w:rFonts w:ascii="Arial" w:hAnsi="Arial"/>
+          <w:rFonts w:ascii="Aptos" w:hAnsi="Aptos"/>
           <w:b w:val="0"/>
           <w:i w:val="0"/>
           <w:color w:val="000000"/>
@@ -874,7 +1024,7 @@
       </w:pPr>
       <w:r>
         <w:rPr>
-          <w:rFonts w:ascii="Arial" w:hAnsi="Arial"/>
+          <w:rFonts w:ascii="Aptos" w:hAnsi="Aptos"/>
           <w:b w:val="0"/>
           <w:i w:val="0"/>
           <w:color w:val="000000"/>
@@ -889,7 +1039,7 @@
       </w:pPr>
       <w:r>
         <w:rPr>
-          <w:rFonts w:ascii="Arial" w:hAnsi="Arial"/>
+          <w:rFonts w:ascii="Aptos" w:hAnsi="Aptos"/>
           <w:b/>
           <w:i w:val="0"/>
           <w:color w:val="000000"/>
@@ -904,13 +1054,53 @@
       </w:pPr>
       <w:r>
         <w:rPr>
-          <w:rFonts w:ascii="Arial" w:hAnsi="Arial"/>
+          <w:rFonts w:ascii="Aptos" w:hAnsi="Aptos"/>
           <w:b w:val="0"/>
           <w:i w:val="0"/>
           <w:color w:val="000000"/>
           <w:sz w:val="22"/>
         </w:rPr>
-        <w:t>Coordinate inspections involving Building, Housing, Fire, and other inspection groups.</w:t>
+        <w:t>Coordinate inspections involving Building</w:t>
+      </w:r>
+      <w:r>
+        <w:rPr>
+          <w:rFonts w:ascii="Aptos" w:hAnsi="Aptos"/>
+          <w:b w:val="0"/>
+          <w:i w:val="0"/>
+          <w:color w:val="000000"/>
+          <w:sz w:val="22"/>
+        </w:rPr>
+        <w:t xml:space="preserve"> and</w:t>
+      </w:r>
+      <w:r>
+        <w:rPr>
+          <w:rFonts w:ascii="Aptos" w:hAnsi="Aptos"/>
+          <w:b w:val="0"/>
+          <w:i w:val="0"/>
+          <w:color w:val="000000"/>
+          <w:sz w:val="22"/>
+        </w:rPr>
+        <w:t xml:space="preserve"> Housing inspection</w:t>
+      </w:r>
+      <w:r>
+        <w:rPr>
+          <w:rFonts w:ascii="Aptos" w:hAnsi="Aptos"/>
+          <w:b w:val="0"/>
+          <w:i w:val="0"/>
+          <w:color w:val="000000"/>
+          <w:sz w:val="22"/>
+        </w:rPr>
+        <w:t>s</w:t>
+      </w:r>
+      <w:r>
+        <w:rPr>
+          <w:rFonts w:ascii="Aptos" w:hAnsi="Aptos"/>
+          <w:b w:val="0"/>
+          <w:i w:val="0"/>
+          <w:color w:val="000000"/>
+          <w:sz w:val="22"/>
+        </w:rPr>
+        <w:t>.</w:t>
       </w:r>
     </w:p>
     <w:p>
@@ -919,7 +1109,7 @@
       </w:pPr>
       <w:r>
         <w:rPr>
-          <w:rFonts w:ascii="Arial" w:hAnsi="Arial"/>
+          <w:rFonts w:ascii="Aptos" w:hAnsi="Aptos"/>
           <w:b w:val="0"/>
           <w:i w:val="0"/>
           <w:color w:val="000000"/>
@@ -934,13 +1124,23 @@
       </w:pPr>
       <w:r>
         <w:rPr>
-          <w:rFonts w:ascii="Arial" w:hAnsi="Arial"/>
+          <w:rFonts w:ascii="Aptos" w:hAnsi="Aptos"/>
           <w:b w:val="0"/>
           <w:i w:val="0"/>
           <w:color w:val="000000"/>
           <w:sz w:val="22"/>
         </w:rPr>
-        <w:t>Case Management:</w:t>
+        <w:t>Case Management</w:t>
+      </w:r>
+      <w:r>
+        <w:rPr>
+          <w:rFonts w:ascii="Aptos" w:hAnsi="Aptos"/>
+          <w:b w:val="0"/>
+          <w:i w:val="0"/>
+          <w:color w:val="000000"/>
+          <w:sz w:val="22"/>
+        </w:rPr>
+        <w:t>:</w:t>
       </w:r>
     </w:p>
     <w:p>
@@ -949,7 +1149,7 @@
       </w:pPr>
       <w:r>
         <w:rPr>
-          <w:rFonts w:ascii="Arial" w:hAnsi="Arial"/>
+          <w:rFonts w:ascii="Aptos" w:hAnsi="Aptos"/>
           <w:b/>
           <w:i w:val="0"/>
           <w:color w:val="000000"/>
@@ -964,7 +1164,7 @@
       </w:pPr>
       <w:r>
         <w:rPr>
-          <w:rFonts w:ascii="Arial" w:hAnsi="Arial"/>
+          <w:rFonts w:ascii="Aptos" w:hAnsi="Aptos"/>
           <w:b w:val="0"/>
           <w:i w:val="0"/>
           <w:color w:val="000000"/>
@@ -979,7 +1179,7 @@
       </w:pPr>
       <w:r>
         <w:rPr>
-          <w:rFonts w:ascii="Arial" w:hAnsi="Arial"/>
+          <w:rFonts w:ascii="Aptos" w:hAnsi="Aptos"/>
           <w:b w:val="0"/>
           <w:i w:val="0"/>
           <w:color w:val="000000"/>
@@ -994,7 +1194,7 @@
       </w:pPr>
       <w:r>
         <w:rPr>
-          <w:rFonts w:ascii="Arial" w:hAnsi="Arial"/>
+          <w:rFonts w:ascii="Aptos" w:hAnsi="Aptos"/>
           <w:b w:val="0"/>
           <w:i w:val="0"/>
           <w:color w:val="000000"/>
@@ -1009,7 +1209,7 @@
       </w:pPr>
       <w:r>
         <w:rPr>
-          <w:rFonts w:ascii="Arial" w:hAnsi="Arial"/>
+          <w:rFonts w:ascii="Aptos" w:hAnsi="Aptos"/>
           <w:b w:val="0"/>
           <w:i w:val="0"/>
           <w:color w:val="000000"/>
@@ -1024,7 +1224,7 @@
       </w:pPr>
       <w:r>
         <w:rPr>
-          <w:rFonts w:ascii="Arial" w:hAnsi="Arial"/>
+          <w:rFonts w:ascii="Aptos" w:hAnsi="Aptos"/>
           <w:b/>
           <w:i w:val="0"/>
           <w:color w:val="000000"/>
@@ -1039,7 +1239,7 @@
       </w:pPr>
       <w:r>
         <w:rPr>
-          <w:rFonts w:ascii="Arial" w:hAnsi="Arial"/>
+          <w:rFonts w:ascii="Aptos" w:hAnsi="Aptos"/>
           <w:b w:val="0"/>
           <w:i w:val="0"/>
           <w:color w:val="000000"/>
@@ -1054,7 +1254,7 @@
       </w:pPr>
       <w:r>
         <w:rPr>
-          <w:rFonts w:ascii="Arial" w:hAnsi="Arial"/>
+          <w:rFonts w:ascii="Aptos" w:hAnsi="Aptos"/>
           <w:b w:val="0"/>
           <w:i w:val="0"/>
           <w:color w:val="000000"/>
@@ -1069,7 +1269,7 @@
       </w:pPr>
       <w:r>
         <w:rPr>
-          <w:rFonts w:ascii="Arial" w:hAnsi="Arial"/>
+          <w:rFonts w:ascii="Aptos" w:hAnsi="Aptos"/>
           <w:b w:val="0"/>
           <w:i w:val="0"/>
           <w:color w:val="000000"/>
@@ -1084,7 +1284,7 @@
       </w:pPr>
       <w:r>
         <w:rPr>
-          <w:rFonts w:ascii="Arial" w:hAnsi="Arial"/>
+          <w:rFonts w:ascii="Aptos" w:hAnsi="Aptos"/>
           <w:b/>
           <w:i w:val="0"/>
           <w:color w:val="000000"/>
@@ -1099,7 +1299,7 @@
       </w:pPr>
       <w:r>
         <w:rPr>
-          <w:rFonts w:ascii="Arial" w:hAnsi="Arial"/>
+          <w:rFonts w:ascii="Aptos" w:hAnsi="Aptos"/>
           <w:b w:val="0"/>
           <w:i w:val="0"/>
           <w:color w:val="000000"/>
@@ -1114,7 +1314,7 @@
       </w:pPr>
       <w:r>
         <w:rPr>
-          <w:rFonts w:ascii="Arial" w:hAnsi="Arial"/>
+          <w:rFonts w:ascii="Aptos" w:hAnsi="Aptos"/>
           <w:b w:val="0"/>
           <w:i w:val="0"/>
           <w:color w:val="000000"/>
@@ -1129,7 +1329,7 @@
       </w:pPr>
       <w:r>
         <w:rPr>
-          <w:rFonts w:ascii="Arial" w:hAnsi="Arial"/>
+          <w:rFonts w:ascii="Aptos" w:hAnsi="Aptos"/>
           <w:b w:val="0"/>
           <w:i w:val="0"/>
           <w:color w:val="000000"/>
@@ -1144,7 +1344,7 @@
       </w:pPr>
       <w:r>
         <w:rPr>
-          <w:rFonts w:ascii="Arial" w:hAnsi="Arial"/>
+          <w:rFonts w:ascii="Aptos" w:hAnsi="Aptos"/>
           <w:b w:val="0"/>
           <w:i w:val="0"/>
           <w:color w:val="000000"/>
@@ -1159,7 +1359,7 @@
       </w:pPr>
       <w:r>
         <w:rPr>
-          <w:rFonts w:ascii="Arial" w:hAnsi="Arial"/>
+          <w:rFonts w:ascii="Aptos" w:hAnsi="Aptos"/>
           <w:b w:val="0"/>
           <w:i w:val="0"/>
           <w:color w:val="000000"/>
@@ -1174,7 +1374,7 @@
       </w:pPr>
       <w:r>
         <w:rPr>
-          <w:rFonts w:ascii="Arial" w:hAnsi="Arial"/>
+          <w:rFonts w:ascii="Aptos" w:hAnsi="Aptos"/>
           <w:b/>
           <w:i w:val="0"/>
           <w:color w:val="000000"/>
@@ -1189,7 +1389,7 @@
       </w:pPr>
       <w:r>
         <w:rPr>
-          <w:rFonts w:ascii="Arial" w:hAnsi="Arial"/>
+          <w:rFonts w:ascii="Aptos" w:hAnsi="Aptos"/>
           <w:b w:val="0"/>
           <w:i w:val="0"/>
           <w:color w:val="000000"/>
@@ -1204,7 +1404,7 @@
       </w:pPr>
       <w:r>
         <w:rPr>
-          <w:rFonts w:ascii="Arial" w:hAnsi="Arial"/>
+          <w:rFonts w:ascii="Aptos" w:hAnsi="Aptos"/>
           <w:b w:val="0"/>
           <w:i w:val="0"/>
           <w:color w:val="000000"/>
@@ -1219,7 +1419,7 @@
       </w:pPr>
       <w:r>
         <w:rPr>
-          <w:rFonts w:ascii="Arial" w:hAnsi="Arial"/>
+          <w:rFonts w:ascii="Aptos" w:hAnsi="Aptos"/>
           <w:b w:val="0"/>
           <w:i w:val="0"/>
           <w:color w:val="000000"/>
@@ -1234,7 +1434,7 @@
       </w:pPr>
       <w:r>
         <w:rPr>
-          <w:rFonts w:ascii="Arial" w:hAnsi="Arial"/>
+          <w:rFonts w:ascii="Aptos" w:hAnsi="Aptos"/>
           <w:b/>
           <w:i w:val="0"/>
           <w:color w:val="000000"/>
@@ -1249,7 +1449,7 @@
       </w:pPr>
       <w:r>
         <w:rPr>
-          <w:rFonts w:ascii="Arial" w:hAnsi="Arial"/>
+          <w:rFonts w:ascii="Aptos" w:hAnsi="Aptos"/>
           <w:b w:val="0"/>
           <w:i w:val="0"/>
           <w:color w:val="000000"/>
@@ -1264,7 +1464,7 @@
       </w:pPr>
       <w:r>
         <w:rPr>
-          <w:rFonts w:ascii="Arial" w:hAnsi="Arial"/>
+          <w:rFonts w:ascii="Aptos" w:hAnsi="Aptos"/>
           <w:b w:val="0"/>
           <w:i w:val="0"/>
           <w:color w:val="000000"/>
@@ -1279,7 +1479,7 @@
       </w:pPr>
       <w:r>
         <w:rPr>
-          <w:rFonts w:ascii="Arial" w:hAnsi="Arial"/>
+          <w:rFonts w:ascii="Aptos" w:hAnsi="Aptos"/>
           <w:b w:val="0"/>
           <w:i w:val="0"/>
           <w:color w:val="000000"/>
@@ -1294,7 +1494,7 @@
       </w:pPr>
       <w:r>
         <w:rPr>
-          <w:rFonts w:ascii="Arial" w:hAnsi="Arial"/>
+          <w:rFonts w:ascii="Aptos" w:hAnsi="Aptos"/>
           <w:b/>
           <w:i w:val="0"/>
           <w:color w:val="000000"/>
@@ -1309,7 +1509,7 @@
       </w:pPr>
       <w:r>
         <w:rPr>
-          <w:rFonts w:ascii="Arial" w:hAnsi="Arial"/>
+          <w:rFonts w:ascii="Aptos" w:hAnsi="Aptos"/>
           <w:b w:val="0"/>
           <w:i w:val="0"/>
           <w:color w:val="000000"/>
@@ -1324,7 +1524,7 @@
       </w:pPr>
       <w:r>
         <w:rPr>
-          <w:rFonts w:ascii="Arial" w:hAnsi="Arial"/>
+          <w:rFonts w:ascii="Aptos" w:hAnsi="Aptos"/>
           <w:b w:val="0"/>
           <w:i w:val="0"/>
           <w:color w:val="000000"/>
@@ -1339,7 +1539,7 @@
       </w:pPr>
       <w:r>
         <w:rPr>
-          <w:rFonts w:ascii="Arial" w:hAnsi="Arial"/>
+          <w:rFonts w:ascii="Aptos" w:hAnsi="Aptos"/>
           <w:b w:val="0"/>
           <w:i w:val="0"/>
           <w:color w:val="000000"/>
@@ -1354,7 +1554,7 @@
       </w:pPr>
       <w:r>
         <w:rPr>
-          <w:rFonts w:ascii="Arial" w:hAnsi="Arial"/>
+          <w:rFonts w:ascii="Aptos" w:hAnsi="Aptos"/>
           <w:b w:val="0"/>
           <w:i w:val="0"/>
           <w:color w:val="000000"/>
@@ -1369,7 +1569,7 @@
       </w:pPr>
       <w:r>
         <w:rPr>
-          <w:rFonts w:ascii="Arial" w:hAnsi="Arial"/>
+          <w:rFonts w:ascii="Aptos" w:hAnsi="Aptos"/>
           <w:b/>
           <w:i w:val="0"/>
           <w:color w:val="000000"/>
@@ -1384,7 +1584,7 @@
       </w:pPr>
       <w:r>
         <w:rPr>
-          <w:rFonts w:ascii="Arial" w:hAnsi="Arial"/>
+          <w:rFonts w:ascii="Aptos" w:hAnsi="Aptos"/>
           <w:b w:val="0"/>
           <w:i w:val="0"/>
           <w:color w:val="000000"/>
@@ -1399,7 +1599,7 @@
       </w:pPr>
       <w:r>
         <w:rPr>
-          <w:rFonts w:ascii="Arial" w:hAnsi="Arial"/>
+          <w:rFonts w:ascii="Aptos" w:hAnsi="Aptos"/>
           <w:b w:val="0"/>
           <w:i w:val="0"/>
           <w:color w:val="000000"/>
@@ -1414,7 +1614,7 @@
       </w:pPr>
       <w:r>
         <w:rPr>
-          <w:rFonts w:ascii="Arial" w:hAnsi="Arial"/>
+          <w:rFonts w:ascii="Aptos" w:hAnsi="Aptos"/>
           <w:b w:val="0"/>
           <w:i w:val="0"/>
           <w:color w:val="000000"/>
@@ -1429,7 +1629,7 @@
       </w:pPr>
       <w:r>
         <w:rPr>
-          <w:rFonts w:ascii="Arial" w:hAnsi="Arial"/>
+          <w:rFonts w:ascii="Aptos" w:hAnsi="Aptos"/>
           <w:b/>
           <w:i w:val="0"/>
           <w:color w:val="000000"/>
@@ -1444,7 +1644,7 @@
       </w:pPr>
       <w:r>
         <w:rPr>
-          <w:rFonts w:ascii="Arial" w:hAnsi="Arial"/>
+          <w:rFonts w:ascii="Aptos" w:hAnsi="Aptos"/>
           <w:b w:val="0"/>
           <w:i w:val="0"/>
           <w:color w:val="000000"/>
@@ -1459,7 +1659,7 @@
       </w:pPr>
       <w:r>
         <w:rPr>
-          <w:rFonts w:ascii="Arial" w:hAnsi="Arial"/>
+          <w:rFonts w:ascii="Aptos" w:hAnsi="Aptos"/>
           <w:b w:val="0"/>
           <w:i w:val="0"/>
           <w:color w:val="000000"/>
@@ -1474,7 +1674,7 @@
       </w:pPr>
       <w:r>
         <w:rPr>
-          <w:rFonts w:ascii="Arial" w:hAnsi="Arial"/>
+          <w:rFonts w:ascii="Aptos" w:hAnsi="Aptos"/>
           <w:b w:val="0"/>
           <w:i w:val="0"/>
           <w:color w:val="000000"/>
@@ -1489,7 +1689,7 @@
       </w:pPr>
       <w:r>
         <w:rPr>
-          <w:rFonts w:ascii="Arial" w:hAnsi="Arial"/>
+          <w:rFonts w:ascii="Aptos" w:hAnsi="Aptos"/>
           <w:b w:val="0"/>
           <w:i w:val="0"/>
           <w:color w:val="000000"/>
@@ -1504,7 +1704,7 @@
       </w:pPr>
       <w:r>
         <w:rPr>
-          <w:rFonts w:ascii="Arial" w:hAnsi="Arial"/>
+          <w:rFonts w:ascii="Aptos" w:hAnsi="Aptos"/>
           <w:b/>
           <w:i w:val="0"/>
           <w:color w:val="000000"/>
@@ -1519,7 +1719,7 @@
       </w:pPr>
       <w:r>
         <w:rPr>
-          <w:rFonts w:ascii="Arial" w:hAnsi="Arial"/>
+          <w:rFonts w:ascii="Aptos" w:hAnsi="Aptos"/>
           <w:b w:val="0"/>
           <w:i w:val="0"/>
           <w:color w:val="000000"/>
@@ -1534,7 +1734,7 @@
       </w:pPr>
       <w:r>
         <w:rPr>
-          <w:rFonts w:ascii="Arial" w:hAnsi="Arial"/>
+          <w:rFonts w:ascii="Aptos" w:hAnsi="Aptos"/>
           <w:b w:val="0"/>
           <w:i w:val="0"/>
           <w:color w:val="000000"/>
@@ -1549,7 +1749,7 @@
       </w:pPr>
       <w:r>
         <w:rPr>
-          <w:rFonts w:ascii="Arial" w:hAnsi="Arial"/>
+          <w:rFonts w:ascii="Aptos" w:hAnsi="Aptos"/>
           <w:b w:val="0"/>
           <w:i w:val="0"/>
           <w:color w:val="000000"/>
@@ -1564,7 +1764,7 @@
       </w:pPr>
       <w:r>
         <w:rPr>
-          <w:rFonts w:ascii="Arial" w:hAnsi="Arial"/>
+          <w:rFonts w:ascii="Aptos" w:hAnsi="Aptos"/>
           <w:b w:val="0"/>
           <w:i w:val="0"/>
           <w:color w:val="000000"/>
@@ -1579,7 +1779,7 @@
       </w:pPr>
       <w:r>
         <w:rPr>
-          <w:rFonts w:ascii="Arial" w:hAnsi="Arial"/>
+          <w:rFonts w:ascii="Aptos" w:hAnsi="Aptos"/>
           <w:b w:val="0"/>
           <w:i w:val="0"/>
           <w:color w:val="000000"/>
@@ -1594,13 +1794,13 @@
       </w:pPr>
       <w:r>
         <w:rPr>
-          <w:rFonts w:ascii="Arial" w:hAnsi="Arial"/>
+          <w:rFonts w:ascii="Aptos" w:hAnsi="Aptos"/>
           <w:b w:val="0"/>
           <w:i w:val="0"/>
           <w:color w:val="000000"/>
           <w:sz w:val="22"/>
         </w:rPr>
-        <w:t>Walk-in customer service</w:t>
+        <w:t>Walk-in service</w:t>
       </w:r>
     </w:p>
     <w:p>
@@ -1609,7 +1809,7 @@
       </w:pPr>
       <w:r>
         <w:rPr>
-          <w:rFonts w:ascii="Arial" w:hAnsi="Arial"/>
+          <w:rFonts w:ascii="Aptos" w:hAnsi="Aptos"/>
           <w:b w:val="0"/>
           <w:i w:val="0"/>
           <w:color w:val="000000"/>
@@ -1624,7 +1824,7 @@
       </w:pPr>
       <w:r>
         <w:rPr>
-          <w:rFonts w:ascii="Arial" w:hAnsi="Arial"/>
+          <w:rFonts w:ascii="Aptos" w:hAnsi="Aptos"/>
           <w:b/>
           <w:i w:val="0"/>
           <w:color w:val="000000"/>
@@ -1639,7 +1839,7 @@
       </w:pPr>
       <w:r>
         <w:rPr>
-          <w:rFonts w:ascii="Arial" w:hAnsi="Arial"/>
+          <w:rFonts w:ascii="Aptos" w:hAnsi="Aptos"/>
           <w:b w:val="0"/>
           <w:i w:val="0"/>
           <w:color w:val="000000"/>
@@ -1654,7 +1854,7 @@
       </w:pPr>
       <w:r>
         <w:rPr>
-          <w:rFonts w:ascii="Arial" w:hAnsi="Arial"/>
+          <w:rFonts w:ascii="Aptos" w:hAnsi="Aptos"/>
           <w:b w:val="0"/>
           <w:i w:val="0"/>
           <w:color w:val="000000"/>
@@ -1669,7 +1869,7 @@
       </w:pPr>
       <w:r>
         <w:rPr>
-          <w:rFonts w:ascii="Arial" w:hAnsi="Arial"/>
+          <w:rFonts w:ascii="Aptos" w:hAnsi="Aptos"/>
           <w:b w:val="0"/>
           <w:i w:val="0"/>
           <w:color w:val="000000"/>
@@ -1684,7 +1884,7 @@
       </w:pPr>
       <w:r>
         <w:rPr>
-          <w:rFonts w:ascii="Arial" w:hAnsi="Arial"/>
+          <w:rFonts w:ascii="Aptos" w:hAnsi="Aptos"/>
           <w:b w:val="0"/>
           <w:i w:val="0"/>
           <w:color w:val="000000"/>
@@ -1699,7 +1899,7 @@
       </w:pPr>
       <w:r>
         <w:rPr>
-          <w:rFonts w:ascii="Arial" w:hAnsi="Arial"/>
+          <w:rFonts w:ascii="Aptos" w:hAnsi="Aptos"/>
           <w:b/>
           <w:i w:val="0"/>
           <w:color w:val="000000"/>
@@ -1714,7 +1914,7 @@
       </w:pPr>
       <w:r>
         <w:rPr>
-          <w:rFonts w:ascii="Arial" w:hAnsi="Arial"/>
+          <w:rFonts w:ascii="Aptos" w:hAnsi="Aptos"/>
           <w:b w:val="0"/>
           <w:i w:val="0"/>
           <w:color w:val="000000"/>
@@ -1729,7 +1929,7 @@
       </w:pPr>
       <w:r>
         <w:rPr>
-          <w:rFonts w:ascii="Arial" w:hAnsi="Arial"/>
+          <w:rFonts w:ascii="Aptos" w:hAnsi="Aptos"/>
           <w:b w:val="0"/>
           <w:i w:val="0"/>
           <w:color w:val="000000"/>
@@ -1744,7 +1944,7 @@
       </w:pPr>
       <w:r>
         <w:rPr>
-          <w:rFonts w:ascii="Arial" w:hAnsi="Arial"/>
+          <w:rFonts w:ascii="Aptos" w:hAnsi="Aptos"/>
           <w:b/>
           <w:i w:val="0"/>
           <w:color w:val="000000"/>
@@ -1759,7 +1959,7 @@
       </w:pPr>
       <w:r>
         <w:rPr>
-          <w:rFonts w:ascii="Arial" w:hAnsi="Arial"/>
+          <w:rFonts w:ascii="Aptos" w:hAnsi="Aptos"/>
           <w:b w:val="0"/>
           <w:i w:val="0"/>
           <w:color w:val="000000"/>
@@ -1774,7 +1974,7 @@
       </w:pPr>
       <w:r>
         <w:rPr>
-          <w:rFonts w:ascii="Arial" w:hAnsi="Arial"/>
+          <w:rFonts w:ascii="Aptos" w:hAnsi="Aptos"/>
           <w:b w:val="0"/>
           <w:i w:val="0"/>
           <w:color w:val="000000"/>
@@ -1789,7 +1989,7 @@
       </w:pPr>
       <w:r>
         <w:rPr>
-          <w:rFonts w:ascii="Arial" w:hAnsi="Arial"/>
+          <w:rFonts w:ascii="Aptos" w:hAnsi="Aptos"/>
           <w:b w:val="0"/>
           <w:i w:val="0"/>
           <w:color w:val="000000"/>
@@ -1804,7 +2004,7 @@
       </w:pPr>
       <w:r>
         <w:rPr>
-          <w:rFonts w:ascii="Arial" w:hAnsi="Arial"/>
+          <w:rFonts w:ascii="Aptos" w:hAnsi="Aptos"/>
           <w:b w:val="0"/>
           <w:i w:val="0"/>
           <w:color w:val="000000"/>
@@ -1819,7 +2019,7 @@
       </w:pPr>
       <w:r>
         <w:rPr>
-          <w:rFonts w:ascii="Arial" w:hAnsi="Arial"/>
+          <w:rFonts w:ascii="Aptos" w:hAnsi="Aptos"/>
           <w:b/>
           <w:i w:val="0"/>
           <w:color w:val="000000"/>
@@ -1834,13 +2034,23 @@
       </w:pPr>
       <w:r>
         <w:rPr>
-          <w:rFonts w:ascii="Arial" w:hAnsi="Arial"/>
+          <w:rFonts w:ascii="Aptos" w:hAnsi="Aptos"/>
           <w:b w:val="0"/>
           <w:i w:val="0"/>
           <w:color w:val="000000"/>
           <w:sz w:val="22"/>
         </w:rPr>
-        <w:t>Reference Guides: Admin Aide cheatsheet</w:t>
+        <w:t xml:space="preserve">Reference Guides: Admin Aide </w:t>
+      </w:r>
+      <w:r>
+        <w:rPr>
+          <w:rFonts w:ascii="Aptos" w:hAnsi="Aptos"/>
+          <w:b w:val="0"/>
+          <w:i w:val="0"/>
+          <w:color w:val="000000"/>
+          <w:sz w:val="22"/>
+        </w:rPr>
+        <w:t>cheat sheet</w:t>
       </w:r>
     </w:p>
     <w:p>
@@ -1849,7 +2059,7 @@
       </w:pPr>
       <w:r>
         <w:rPr>
-          <w:rFonts w:ascii="Arial" w:hAnsi="Arial"/>
+          <w:rFonts w:ascii="Aptos" w:hAnsi="Aptos"/>
           <w:b w:val="0"/>
           <w:i w:val="0"/>
           <w:color w:val="000000"/>
@@ -1879,7 +2089,7 @@
       </w:pPr>
       <w:r>
         <w:rPr>
-          <w:rFonts w:ascii="Arial" w:hAnsi="Arial"/>
+          <w:rFonts w:ascii="Aptos" w:hAnsi="Aptos"/>
           <w:b/>
           <w:i w:val="0"/>
           <w:color w:val="000000"/>
@@ -1894,13 +2104,13 @@
       </w:pPr>
       <w:r>
         <w:rPr>
-          <w:rFonts w:ascii="Arial" w:hAnsi="Arial"/>
+          <w:rFonts w:ascii="Aptos" w:hAnsi="Aptos"/>
           <w:b/>
           <w:i w:val="0"/>
           <w:color w:val="000000"/>
           <w:sz w:val="22"/>
         </w:rPr>
-        <w:t>System Stability</w:t>
+        <w:t>System Performance &amp; Usability</w:t>
       </w:r>
     </w:p>
     <w:p>
@@ -1909,7 +2119,7 @@
       </w:pPr>
       <w:r>
         <w:rPr>
-          <w:rFonts w:ascii="Arial" w:hAnsi="Arial"/>
+          <w:rFonts w:ascii="Aptos" w:hAnsi="Aptos"/>
           <w:b w:val="0"/>
           <w:i w:val="0"/>
           <w:color w:val="000000"/>
@@ -1924,7 +2134,7 @@
       </w:pPr>
       <w:r>
         <w:rPr>
-          <w:rFonts w:ascii="Arial" w:hAnsi="Arial"/>
+          <w:rFonts w:ascii="Aptos" w:hAnsi="Aptos"/>
           <w:b w:val="0"/>
           <w:i w:val="0"/>
           <w:color w:val="000000"/>
@@ -1939,7 +2149,7 @@
       </w:pPr>
       <w:r>
         <w:rPr>
-          <w:rFonts w:ascii="Arial" w:hAnsi="Arial"/>
+          <w:rFonts w:ascii="Aptos" w:hAnsi="Aptos"/>
           <w:b w:val="0"/>
           <w:i w:val="0"/>
           <w:color w:val="000000"/>
@@ -1954,7 +2164,7 @@
       </w:pPr>
       <w:r>
         <w:rPr>
-          <w:rFonts w:ascii="Arial" w:hAnsi="Arial"/>
+          <w:rFonts w:ascii="Aptos" w:hAnsi="Aptos"/>
           <w:b w:val="0"/>
           <w:i w:val="0"/>
           <w:color w:val="000000"/>
@@ -1969,7 +2179,7 @@
       </w:pPr>
       <w:r>
         <w:rPr>
-          <w:rFonts w:ascii="Arial" w:hAnsi="Arial"/>
+          <w:rFonts w:ascii="Aptos" w:hAnsi="Aptos"/>
           <w:b/>
           <w:i w:val="0"/>
           <w:color w:val="000000"/>
@@ -1984,7 +2194,7 @@
       </w:pPr>
       <w:r>
         <w:rPr>
-          <w:rFonts w:ascii="Arial" w:hAnsi="Arial"/>
+          <w:rFonts w:ascii="Aptos" w:hAnsi="Aptos"/>
           <w:b w:val="0"/>
           <w:i w:val="0"/>
           <w:color w:val="000000"/>
@@ -1999,7 +2209,7 @@
       </w:pPr>
       <w:r>
         <w:rPr>
-          <w:rFonts w:ascii="Arial" w:hAnsi="Arial"/>
+          <w:rFonts w:ascii="Aptos" w:hAnsi="Aptos"/>
           <w:b w:val="0"/>
           <w:i w:val="0"/>
           <w:color w:val="000000"/>
@@ -2014,7 +2224,7 @@
       </w:pPr>
       <w:r>
         <w:rPr>
-          <w:rFonts w:ascii="Arial" w:hAnsi="Arial"/>
+          <w:rFonts w:ascii="Aptos" w:hAnsi="Aptos"/>
           <w:b w:val="0"/>
           <w:i w:val="0"/>
           <w:color w:val="000000"/>
@@ -2029,7 +2239,7 @@
       </w:pPr>
       <w:r>
         <w:rPr>
-          <w:rFonts w:ascii="Arial" w:hAnsi="Arial"/>
+          <w:rFonts w:ascii="Aptos" w:hAnsi="Aptos"/>
           <w:b w:val="0"/>
           <w:i w:val="0"/>
           <w:color w:val="000000"/>
@@ -2044,13 +2254,33 @@
       </w:pPr>
       <w:r>
         <w:rPr>
-          <w:rFonts w:ascii="Arial" w:hAnsi="Arial"/>
+          <w:rFonts w:ascii="Aptos" w:hAnsi="Aptos"/>
           <w:b/>
           <w:i w:val="0"/>
           <w:color w:val="000000"/>
           <w:sz w:val="22"/>
         </w:rPr>
-        <w:t>Case Management Challenges</w:t>
+        <w:t>Case Management</w:t>
+      </w:r>
+      <w:r>
+        <w:rPr>
+          <w:rFonts w:ascii="Aptos" w:hAnsi="Aptos"/>
+          <w:b/>
+          <w:i w:val="0"/>
+          <w:color w:val="000000"/>
+          <w:sz w:val="22"/>
+        </w:rPr>
+        <w:t xml:space="preserve"> </w:t>
+      </w:r>
+      <w:r>
+        <w:rPr>
+          <w:rFonts w:ascii="Aptos" w:hAnsi="Aptos"/>
+          <w:b/>
+          <w:i w:val="0"/>
+          <w:color w:val="000000"/>
+          <w:sz w:val="22"/>
+        </w:rPr>
+        <w:t>Limitations</w:t>
       </w:r>
     </w:p>
     <w:p>
@@ -2059,7 +2289,7 @@
       </w:pPr>
       <w:r>
         <w:rPr>
-          <w:rFonts w:ascii="Arial" w:hAnsi="Arial"/>
+          <w:rFonts w:ascii="Aptos" w:hAnsi="Aptos"/>
           <w:b w:val="0"/>
           <w:i w:val="0"/>
           <w:color w:val="000000"/>
@@ -2074,7 +2304,7 @@
       </w:pPr>
       <w:r>
         <w:rPr>
-          <w:rFonts w:ascii="Arial" w:hAnsi="Arial"/>
+          <w:rFonts w:ascii="Aptos" w:hAnsi="Aptos"/>
           <w:b w:val="0"/>
           <w:i w:val="0"/>
           <w:color w:val="000000"/>
@@ -2089,7 +2319,7 @@
       </w:pPr>
       <w:r>
         <w:rPr>
-          <w:rFonts w:ascii="Arial" w:hAnsi="Arial"/>
+          <w:rFonts w:ascii="Aptos" w:hAnsi="Aptos"/>
           <w:b w:val="0"/>
           <w:i w:val="0"/>
           <w:color w:val="000000"/>
@@ -2104,7 +2334,7 @@
       </w:pPr>
       <w:r>
         <w:rPr>
-          <w:rFonts w:ascii="Arial" w:hAnsi="Arial"/>
+          <w:rFonts w:ascii="Aptos" w:hAnsi="Aptos"/>
           <w:b w:val="0"/>
           <w:i w:val="0"/>
           <w:color w:val="000000"/>
@@ -2119,7 +2349,7 @@
       </w:pPr>
       <w:r>
         <w:rPr>
-          <w:rFonts w:ascii="Arial" w:hAnsi="Arial"/>
+          <w:rFonts w:ascii="Aptos" w:hAnsi="Aptos"/>
           <w:b/>
           <w:i w:val="0"/>
           <w:color w:val="000000"/>
@@ -2134,7 +2364,7 @@
       </w:pPr>
       <w:r>
         <w:rPr>
-          <w:rFonts w:ascii="Arial" w:hAnsi="Arial"/>
+          <w:rFonts w:ascii="Aptos" w:hAnsi="Aptos"/>
           <w:b w:val="0"/>
           <w:i w:val="0"/>
           <w:color w:val="000000"/>
@@ -2149,7 +2379,7 @@
       </w:pPr>
       <w:r>
         <w:rPr>
-          <w:rFonts w:ascii="Arial" w:hAnsi="Arial"/>
+          <w:rFonts w:ascii="Aptos" w:hAnsi="Aptos"/>
           <w:b w:val="0"/>
           <w:i w:val="0"/>
           <w:color w:val="000000"/>
@@ -2164,7 +2394,7 @@
       </w:pPr>
       <w:r>
         <w:rPr>
-          <w:rFonts w:ascii="Arial" w:hAnsi="Arial"/>
+          <w:rFonts w:ascii="Aptos" w:hAnsi="Aptos"/>
           <w:b w:val="0"/>
           <w:i w:val="0"/>
           <w:color w:val="000000"/>
@@ -2179,7 +2409,7 @@
       </w:pPr>
       <w:r>
         <w:rPr>
-          <w:rFonts w:ascii="Arial" w:hAnsi="Arial"/>
+          <w:rFonts w:ascii="Aptos" w:hAnsi="Aptos"/>
           <w:b w:val="0"/>
           <w:i w:val="0"/>
           <w:color w:val="000000"/>
@@ -2194,7 +2424,7 @@
       </w:pPr>
       <w:r>
         <w:rPr>
-          <w:rFonts w:ascii="Arial" w:hAnsi="Arial"/>
+          <w:rFonts w:ascii="Aptos" w:hAnsi="Aptos"/>
           <w:b/>
           <w:i w:val="0"/>
           <w:color w:val="000000"/>
@@ -2209,7 +2439,7 @@
       </w:pPr>
       <w:r>
         <w:rPr>
-          <w:rFonts w:ascii="Arial" w:hAnsi="Arial"/>
+          <w:rFonts w:ascii="Aptos" w:hAnsi="Aptos"/>
           <w:b w:val="0"/>
           <w:i w:val="0"/>
           <w:color w:val="000000"/>
@@ -2224,7 +2454,7 @@
       </w:pPr>
       <w:r>
         <w:rPr>
-          <w:rFonts w:ascii="Arial" w:hAnsi="Arial"/>
+          <w:rFonts w:ascii="Aptos" w:hAnsi="Aptos"/>
           <w:b w:val="0"/>
           <w:i w:val="0"/>
           <w:color w:val="000000"/>
@@ -2239,7 +2469,7 @@
       </w:pPr>
       <w:r>
         <w:rPr>
-          <w:rFonts w:ascii="Arial" w:hAnsi="Arial"/>
+          <w:rFonts w:ascii="Aptos" w:hAnsi="Aptos"/>
           <w:b w:val="0"/>
           <w:i w:val="0"/>
           <w:color w:val="000000"/>
@@ -2254,7 +2484,217 @@
       </w:pPr>
       <w:r>
         <w:rPr>
-          <w:rFonts w:ascii="Arial" w:hAnsi="Arial"/>
+          <w:rFonts w:ascii="Aptos" w:hAnsi="Aptos"/>
+          <w:b/>
+          <w:i w:val="0"/>
+          <w:color w:val="000000"/>
+          <w:sz w:val="22"/>
+        </w:rPr>
+        <w:t>Multiple Systems</w:t>
+      </w:r>
+    </w:p>
+    <w:p>
+      <w:pPr>
+        <w:pStyle w:val="ListParagraph"/>
+      </w:pPr>
+      <w:r>
+        <w:rPr>
+          <w:rFonts w:ascii="Aptos" w:hAnsi="Aptos"/>
+          <w:b w:val="0"/>
+          <w:i w:val="0"/>
+          <w:color w:val="000000"/>
+          <w:sz w:val="22"/>
+        </w:rPr>
+        <w:t>Information must be accessed across IPS, Camino, AS400, GIS, Outlook, and other systems.</w:t>
+      </w:r>
+    </w:p>
+    <w:p>
+      <w:pPr>
+        <w:pStyle w:val="ListParagraph"/>
+      </w:pPr>
+      <w:r>
+        <w:rPr>
+          <w:rFonts w:ascii="Aptos" w:hAnsi="Aptos"/>
+          <w:b w:val="0"/>
+          <w:i w:val="0"/>
+          <w:color w:val="000000"/>
+          <w:sz w:val="22"/>
+        </w:rPr>
+        <w:t>Duplicate data entry is required across multiple applications.</w:t>
+      </w:r>
+    </w:p>
+    <w:p>
+      <w:pPr>
+        <w:pStyle w:val="ListParagraph"/>
+      </w:pPr>
+      <w:r>
+        <w:rPr>
+          <w:rFonts w:ascii="Aptos" w:hAnsi="Aptos"/>
+          <w:b w:val="0"/>
+          <w:i w:val="0"/>
+          <w:color w:val="000000"/>
+          <w:sz w:val="22"/>
+        </w:rPr>
+        <w:t xml:space="preserve">Staff must </w:t>
+      </w:r>
+      <w:r>
+        <w:rPr>
+          <w:rFonts w:ascii="Aptos" w:hAnsi="Aptos"/>
+          <w:b w:val="0"/>
+          <w:i w:val="0"/>
+          <w:color w:val="000000"/>
+          <w:sz w:val="22"/>
+        </w:rPr>
+        <w:t>frequently</w:t>
+      </w:r>
+      <w:r>
+        <w:rPr>
+          <w:rFonts w:ascii="Aptos" w:hAnsi="Aptos"/>
+          <w:b w:val="0"/>
+          <w:i w:val="0"/>
+          <w:color w:val="000000"/>
+          <w:sz w:val="22"/>
+        </w:rPr>
+        <w:t xml:space="preserve"> switch between systems to complete a task.</w:t>
+      </w:r>
+    </w:p>
+    <w:p>
+      <w:pPr>
+        <w:pStyle w:val="ListParagraph"/>
+      </w:pPr>
+      <w:r>
+        <w:rPr>
+          <w:rFonts w:ascii="Aptos" w:hAnsi="Aptos"/>
+          <w:b/>
+          <w:i w:val="0"/>
+          <w:color w:val="000000"/>
+          <w:sz w:val="22"/>
+        </w:rPr>
+        <w:t>Property Research Challenges</w:t>
+      </w:r>
+    </w:p>
+    <w:p>
+      <w:pPr>
+        <w:pStyle w:val="ListParagraph"/>
+      </w:pPr>
+      <w:r>
+        <w:rPr>
+          <w:rFonts w:ascii="Aptos" w:hAnsi="Aptos"/>
+          <w:b w:val="0"/>
+          <w:i w:val="0"/>
+          <w:color w:val="000000"/>
+          <w:sz w:val="22"/>
+        </w:rPr>
+        <w:t>Ownership information can be difficult to verify.</w:t>
+      </w:r>
+    </w:p>
+    <w:p>
+      <w:pPr>
+        <w:pStyle w:val="ListParagraph"/>
+      </w:pPr>
+      <w:r>
+        <w:rPr>
+          <w:rFonts w:ascii="Aptos" w:hAnsi="Aptos"/>
+          <w:b w:val="0"/>
+          <w:i w:val="0"/>
+          <w:color w:val="000000"/>
+          <w:sz w:val="22"/>
+        </w:rPr>
+        <w:t>Address changes are not always reflected consistently.</w:t>
+      </w:r>
+    </w:p>
+    <w:p>
+      <w:pPr>
+        <w:pStyle w:val="ListParagraph"/>
+      </w:pPr>
+      <w:r>
+        <w:rPr>
+          <w:rFonts w:ascii="Aptos" w:hAnsi="Aptos"/>
+          <w:b w:val="0"/>
+          <w:i w:val="0"/>
+          <w:color w:val="000000"/>
+          <w:sz w:val="22"/>
+        </w:rPr>
+        <w:t>Multiple property research tools must be used together.</w:t>
+      </w:r>
+    </w:p>
+    <w:p>
+      <w:pPr>
+        <w:pStyle w:val="ListParagraph"/>
+      </w:pPr>
+      <w:r>
+        <w:rPr>
+          <w:rFonts w:ascii="Aptos" w:hAnsi="Aptos"/>
+          <w:b/>
+          <w:i w:val="0"/>
+          <w:color w:val="000000"/>
+          <w:sz w:val="22"/>
+        </w:rPr>
+        <w:t>Training &amp; Knowledge Challenges</w:t>
+      </w:r>
+    </w:p>
+    <w:p>
+      <w:pPr>
+        <w:pStyle w:val="ListParagraph"/>
+      </w:pPr>
+      <w:r>
+        <w:rPr>
+          <w:rFonts w:ascii="Aptos" w:hAnsi="Aptos"/>
+          <w:b w:val="0"/>
+          <w:i w:val="0"/>
+          <w:color w:val="000000"/>
+          <w:sz w:val="22"/>
+        </w:rPr>
+        <w:t>Staff rely heavily on personal notes, cheat sheets, and reference documents.</w:t>
+      </w:r>
+    </w:p>
+    <w:p>
+      <w:pPr>
+        <w:pStyle w:val="ListParagraph"/>
+      </w:pPr>
+      <w:r>
+        <w:rPr>
+          <w:rFonts w:ascii="Aptos" w:hAnsi="Aptos"/>
+          <w:b w:val="0"/>
+          <w:i w:val="0"/>
+          <w:color w:val="000000"/>
+          <w:sz w:val="22"/>
+        </w:rPr>
+        <w:t>Knowledge of certain processes is dependent on individual staff experience.</w:t>
+      </w:r>
+    </w:p>
+    <w:p>
+      <w:pPr>
+        <w:pStyle w:val="ListParagraph"/>
+      </w:pPr>
+      <w:r>
+        <w:rPr>
+          <w:rFonts w:ascii="Aptos" w:hAnsi="Aptos"/>
+          <w:b w:val="0"/>
+          <w:i w:val="0"/>
+          <w:color w:val="000000"/>
+          <w:sz w:val="22"/>
+        </w:rPr>
+        <w:t>Limited standardization exists across some administrative workflows</w:t>
+      </w:r>
+      <w:r>
+        <w:rPr>
+          <w:rFonts w:ascii="Aptos" w:hAnsi="Aptos"/>
+          <w:b w:val="0"/>
+          <w:i w:val="0"/>
+          <w:color w:val="000000"/>
+          <w:sz w:val="22"/>
+        </w:rPr>
+        <w:t xml:space="preserve">.  </w:t>
+      </w:r>
+    </w:p>
+    <w:p>
+      <w:pPr>
+        <w:pStyle w:val="ListParagraph"/>
+      </w:pPr>
+      <w:r>
+        <w:rPr>
+          <w:rFonts w:ascii="Aptos" w:hAnsi="Aptos"/>
           <w:b/>
           <w:i w:val="0"/>
           <w:color w:val="000000"/>
@@ -2269,7 +2709,7 @@
       </w:pPr>
       <w:r>
         <w:rPr>
-          <w:rFonts w:ascii="Arial" w:hAnsi="Arial"/>
+          <w:rFonts w:ascii="Aptos" w:hAnsi="Aptos"/>
           <w:b/>
           <w:i w:val="0"/>
           <w:color w:val="000000"/>
@@ -2284,7 +2724,7 @@
       </w:pPr>
       <w:r>
         <w:rPr>
-          <w:rFonts w:ascii="Arial" w:hAnsi="Arial"/>
+          <w:rFonts w:ascii="Aptos" w:hAnsi="Aptos"/>
           <w:b w:val="0"/>
           <w:i w:val="0"/>
           <w:color w:val="000000"/>
@@ -2299,7 +2739,7 @@
       </w:pPr>
       <w:r>
         <w:rPr>
-          <w:rFonts w:ascii="Arial" w:hAnsi="Arial"/>
+          <w:rFonts w:ascii="Aptos" w:hAnsi="Aptos"/>
           <w:b w:val="0"/>
           <w:i w:val="0"/>
           <w:color w:val="000000"/>
@@ -2314,7 +2754,7 @@
       </w:pPr>
       <w:r>
         <w:rPr>
-          <w:rFonts w:ascii="Arial" w:hAnsi="Arial"/>
+          <w:rFonts w:ascii="Aptos" w:hAnsi="Aptos"/>
           <w:b w:val="0"/>
           <w:i w:val="0"/>
           <w:color w:val="000000"/>
@@ -2329,7 +2769,7 @@
       </w:pPr>
       <w:r>
         <w:rPr>
-          <w:rFonts w:ascii="Arial" w:hAnsi="Arial"/>
+          <w:rFonts w:ascii="Aptos" w:hAnsi="Aptos"/>
           <w:b w:val="0"/>
           <w:i w:val="0"/>
           <w:color w:val="000000"/>
@@ -2344,127 +2784,7 @@
       </w:pPr>
       <w:r>
         <w:rPr>
-          <w:rFonts w:ascii="Arial" w:hAnsi="Arial"/>
-          <w:b/>
-          <w:i w:val="0"/>
-          <w:color w:val="000000"/>
-          <w:sz w:val="22"/>
-        </w:rPr>
-        <w:t>Multiple Systems</w:t>
-      </w:r>
-    </w:p>
-    <w:p>
-      <w:pPr>
-        <w:pStyle w:val="ListParagraph"/>
-      </w:pPr>
-      <w:r>
-        <w:rPr>
-          <w:rFonts w:ascii="Arial" w:hAnsi="Arial"/>
-          <w:b w:val="0"/>
-          <w:i w:val="0"/>
-          <w:color w:val="000000"/>
-          <w:sz w:val="22"/>
-        </w:rPr>
-        <w:t>Information must be accessed across IPS, Camino, AS400, GIS, Outlook, and other systems.</w:t>
-      </w:r>
-    </w:p>
-    <w:p>
-      <w:pPr>
-        <w:pStyle w:val="ListParagraph"/>
-      </w:pPr>
-      <w:r>
-        <w:rPr>
-          <w:rFonts w:ascii="Arial" w:hAnsi="Arial"/>
-          <w:b w:val="0"/>
-          <w:i w:val="0"/>
-          <w:color w:val="000000"/>
-          <w:sz w:val="22"/>
-        </w:rPr>
-        <w:t>Duplicate data entry is required across multiple applications.</w:t>
-      </w:r>
-    </w:p>
-    <w:p>
-      <w:pPr>
-        <w:pStyle w:val="ListParagraph"/>
-      </w:pPr>
-      <w:r>
-        <w:rPr>
-          <w:rFonts w:ascii="Arial" w:hAnsi="Arial"/>
-          <w:b w:val="0"/>
-          <w:i w:val="0"/>
-          <w:color w:val="000000"/>
-          <w:sz w:val="22"/>
-        </w:rPr>
-        <w:t>Staff must frequently switch between systems to complete a task.</w:t>
-      </w:r>
-    </w:p>
-    <w:p>
-      <w:pPr>
-        <w:pStyle w:val="ListParagraph"/>
-      </w:pPr>
-      <w:r>
-        <w:rPr>
-          <w:rFonts w:ascii="Arial" w:hAnsi="Arial"/>
-          <w:b/>
-          <w:i w:val="0"/>
-          <w:color w:val="000000"/>
-          <w:sz w:val="22"/>
-        </w:rPr>
-        <w:t>Property Research Challenges</w:t>
-      </w:r>
-    </w:p>
-    <w:p>
-      <w:pPr>
-        <w:pStyle w:val="ListParagraph"/>
-      </w:pPr>
-      <w:r>
-        <w:rPr>
-          <w:rFonts w:ascii="Arial" w:hAnsi="Arial"/>
-          <w:b w:val="0"/>
-          <w:i w:val="0"/>
-          <w:color w:val="000000"/>
-          <w:sz w:val="22"/>
-        </w:rPr>
-        <w:t>Ownership information can be difficult to verify.</w:t>
-      </w:r>
-    </w:p>
-    <w:p>
-      <w:pPr>
-        <w:pStyle w:val="ListParagraph"/>
-      </w:pPr>
-      <w:r>
-        <w:rPr>
-          <w:rFonts w:ascii="Arial" w:hAnsi="Arial"/>
-          <w:b w:val="0"/>
-          <w:i w:val="0"/>
-          <w:color w:val="000000"/>
-          <w:sz w:val="22"/>
-        </w:rPr>
-        <w:t>Address changes are not always reflected consistently.</w:t>
-      </w:r>
-    </w:p>
-    <w:p>
-      <w:pPr>
-        <w:pStyle w:val="ListParagraph"/>
-      </w:pPr>
-      <w:r>
-        <w:rPr>
-          <w:rFonts w:ascii="Arial" w:hAnsi="Arial"/>
-          <w:b w:val="0"/>
-          <w:i w:val="0"/>
-          <w:color w:val="000000"/>
-          <w:sz w:val="22"/>
-        </w:rPr>
-        <w:t>Multiple property research tools must be used together.</w:t>
-      </w:r>
-    </w:p>
-    <w:p>
-      <w:pPr>
-        <w:pStyle w:val="ListParagraph"/>
-      </w:pPr>
-      <w:r>
-        <w:rPr>
-          <w:rFonts w:ascii="Arial" w:hAnsi="Arial"/>
+          <w:rFonts w:ascii="Aptos" w:hAnsi="Aptos"/>
           <w:b/>
           <w:i w:val="0"/>
           <w:color w:val="000000"/>
@@ -2479,7 +2799,7 @@
       </w:pPr>
       <w:r>
         <w:rPr>
-          <w:rFonts w:ascii="Arial" w:hAnsi="Arial"/>
+          <w:rFonts w:ascii="Aptos" w:hAnsi="Aptos"/>
           <w:b w:val="0"/>
           <w:i w:val="0"/>
           <w:color w:val="000000"/>
@@ -2494,7 +2814,7 @@
       </w:pPr>
       <w:r>
         <w:rPr>
-          <w:rFonts w:ascii="Arial" w:hAnsi="Arial"/>
+          <w:rFonts w:ascii="Aptos" w:hAnsi="Aptos"/>
           <w:b w:val="0"/>
           <w:i w:val="0"/>
           <w:color w:val="000000"/>
@@ -2509,73 +2829,13 @@
       </w:pPr>
       <w:r>
         <w:rPr>
-          <w:rFonts w:ascii="Arial" w:hAnsi="Arial"/>
+          <w:rFonts w:ascii="Aptos" w:hAnsi="Aptos"/>
           <w:b w:val="0"/>
           <w:i w:val="0"/>
           <w:color w:val="000000"/>
           <w:sz w:val="22"/>
         </w:rPr>
         <w:t>Staff often support requests intended for other city departments.</w:t>
-      </w:r>
-    </w:p>
-    <w:p>
-      <w:pPr>
-        <w:pStyle w:val="ListParagraph"/>
-      </w:pPr>
-      <w:r>
-        <w:rPr>
-          <w:rFonts w:ascii="Arial" w:hAnsi="Arial"/>
-          <w:b/>
-          <w:i w:val="0"/>
-          <w:color w:val="000000"/>
-          <w:sz w:val="22"/>
-        </w:rPr>
-        <w:t>Training &amp; Knowledge Challenges</w:t>
-      </w:r>
-    </w:p>
-    <w:p>
-      <w:pPr>
-        <w:pStyle w:val="ListParagraph"/>
-      </w:pPr>
-      <w:r>
-        <w:rPr>
-          <w:rFonts w:ascii="Arial" w:hAnsi="Arial"/>
-          <w:b w:val="0"/>
-          <w:i w:val="0"/>
-          <w:color w:val="000000"/>
-          <w:sz w:val="22"/>
-        </w:rPr>
-        <w:t>Staff rely heavily on personal notes, cheat sheets, and reference documents.</w:t>
-      </w:r>
-    </w:p>
-    <w:p>
-      <w:pPr>
-        <w:pStyle w:val="ListParagraph"/>
-      </w:pPr>
-      <w:r>
-        <w:rPr>
-          <w:rFonts w:ascii="Arial" w:hAnsi="Arial"/>
-          <w:b w:val="0"/>
-          <w:i w:val="0"/>
-          <w:color w:val="000000"/>
-          <w:sz w:val="22"/>
-        </w:rPr>
-        <w:t>Knowledge of certain processes is dependent on individual staff experience.</w:t>
-      </w:r>
-    </w:p>
-    <w:p>
-      <w:pPr>
-        <w:pStyle w:val="ListParagraph"/>
-      </w:pPr>
-      <w:r>
-        <w:rPr>
-          <w:rFonts w:ascii="Arial" w:hAnsi="Arial"/>
-          <w:b w:val="0"/>
-          <w:i w:val="0"/>
-          <w:color w:val="000000"/>
-          <w:sz w:val="22"/>
-        </w:rPr>
-        <w:t xml:space="preserve">Limited standardization exists across some administrative workflows.  </w:t>
       </w:r>
     </w:p>
     <w:p>
@@ -2599,7 +2859,7 @@
       </w:pPr>
       <w:r>
         <w:rPr>
-          <w:rFonts w:ascii="Arial" w:hAnsi="Arial"/>
+          <w:rFonts w:ascii="Aptos" w:hAnsi="Aptos"/>
           <w:b w:val="0"/>
           <w:i w:val="0"/>
           <w:color w:val="000000"/>
@@ -2614,7 +2874,7 @@
       </w:pPr>
       <w:r>
         <w:rPr>
-          <w:rFonts w:ascii="Arial" w:hAnsi="Arial"/>
+          <w:rFonts w:ascii="Aptos" w:hAnsi="Aptos"/>
           <w:b/>
           <w:i w:val="0"/>
           <w:color w:val="000000"/>
@@ -2629,7 +2889,7 @@
       </w:pPr>
       <w:r>
         <w:rPr>
-          <w:rFonts w:ascii="Arial" w:hAnsi="Arial"/>
+          <w:rFonts w:ascii="Aptos" w:hAnsi="Aptos"/>
           <w:b w:val="0"/>
           <w:i w:val="0"/>
           <w:color w:val="000000"/>
@@ -2644,7 +2904,7 @@
       </w:pPr>
       <w:r>
         <w:rPr>
-          <w:rFonts w:ascii="Arial" w:hAnsi="Arial"/>
+          <w:rFonts w:ascii="Aptos" w:hAnsi="Aptos"/>
           <w:b w:val="0"/>
           <w:i w:val="0"/>
           <w:color w:val="000000"/>
@@ -2659,7 +2919,7 @@
       </w:pPr>
       <w:r>
         <w:rPr>
-          <w:rFonts w:ascii="Arial" w:hAnsi="Arial"/>
+          <w:rFonts w:ascii="Aptos" w:hAnsi="Aptos"/>
           <w:b w:val="0"/>
           <w:i w:val="0"/>
           <w:color w:val="000000"/>
@@ -2674,7 +2934,7 @@
       </w:pPr>
       <w:r>
         <w:rPr>
-          <w:rFonts w:ascii="Arial" w:hAnsi="Arial"/>
+          <w:rFonts w:ascii="Aptos" w:hAnsi="Aptos"/>
           <w:b w:val="0"/>
           <w:i w:val="0"/>
           <w:color w:val="000000"/>
@@ -2689,13 +2949,23 @@
       </w:pPr>
       <w:r>
         <w:rPr>
-          <w:rFonts w:ascii="Arial" w:hAnsi="Arial"/>
+          <w:rFonts w:ascii="Aptos" w:hAnsi="Aptos"/>
+          <w:b/>
+          <w:i w:val="0"/>
+          <w:color w:val="000000"/>
+          <w:sz w:val="24"/>
+        </w:rPr>
+        <w:t xml:space="preserve">Improved </w:t>
+      </w:r>
+      <w:r>
+        <w:rPr>
+          <w:rFonts w:ascii="Aptos" w:hAnsi="Aptos"/>
           <w:b/>
           <w:i w:val="0"/>
           <w:color w:val="000000"/>
           <w:sz w:val="22"/>
         </w:rPr>
-        <w:t>Better Case Management</w:t>
+        <w:t>Case Management</w:t>
       </w:r>
     </w:p>
     <w:p>
@@ -2704,7 +2974,7 @@
       </w:pPr>
       <w:r>
         <w:rPr>
-          <w:rFonts w:ascii="Arial" w:hAnsi="Arial"/>
+          <w:rFonts w:ascii="Aptos" w:hAnsi="Aptos"/>
           <w:b w:val="0"/>
           <w:i w:val="0"/>
           <w:color w:val="000000"/>
@@ -2719,7 +2989,7 @@
       </w:pPr>
       <w:r>
         <w:rPr>
-          <w:rFonts w:ascii="Arial" w:hAnsi="Arial"/>
+          <w:rFonts w:ascii="Aptos" w:hAnsi="Aptos"/>
           <w:b w:val="0"/>
           <w:i w:val="0"/>
           <w:color w:val="000000"/>
@@ -2734,7 +3004,7 @@
       </w:pPr>
       <w:r>
         <w:rPr>
-          <w:rFonts w:ascii="Arial" w:hAnsi="Arial"/>
+          <w:rFonts w:ascii="Aptos" w:hAnsi="Aptos"/>
           <w:b w:val="0"/>
           <w:i w:val="0"/>
           <w:color w:val="000000"/>
@@ -2749,7 +3019,7 @@
       </w:pPr>
       <w:r>
         <w:rPr>
-          <w:rFonts w:ascii="Arial" w:hAnsi="Arial"/>
+          <w:rFonts w:ascii="Aptos" w:hAnsi="Aptos"/>
           <w:b w:val="0"/>
           <w:i w:val="0"/>
           <w:color w:val="000000"/>
@@ -2764,7 +3034,7 @@
       </w:pPr>
       <w:r>
         <w:rPr>
-          <w:rFonts w:ascii="Arial" w:hAnsi="Arial"/>
+          <w:rFonts w:ascii="Aptos" w:hAnsi="Aptos"/>
           <w:b/>
           <w:i w:val="0"/>
           <w:color w:val="000000"/>
@@ -2779,7 +3049,7 @@
       </w:pPr>
       <w:r>
         <w:rPr>
-          <w:rFonts w:ascii="Arial" w:hAnsi="Arial"/>
+          <w:rFonts w:ascii="Aptos" w:hAnsi="Aptos"/>
           <w:b w:val="0"/>
           <w:i w:val="0"/>
           <w:color w:val="000000"/>
@@ -2794,7 +3064,7 @@
       </w:pPr>
       <w:r>
         <w:rPr>
-          <w:rFonts w:ascii="Arial" w:hAnsi="Arial"/>
+          <w:rFonts w:ascii="Aptos" w:hAnsi="Aptos"/>
           <w:b w:val="0"/>
           <w:i w:val="0"/>
           <w:color w:val="000000"/>
@@ -2809,7 +3079,7 @@
       </w:pPr>
       <w:r>
         <w:rPr>
-          <w:rFonts w:ascii="Arial" w:hAnsi="Arial"/>
+          <w:rFonts w:ascii="Aptos" w:hAnsi="Aptos"/>
           <w:b w:val="0"/>
           <w:i w:val="0"/>
           <w:color w:val="000000"/>
@@ -2824,7 +3094,7 @@
       </w:pPr>
       <w:r>
         <w:rPr>
-          <w:rFonts w:ascii="Arial" w:hAnsi="Arial"/>
+          <w:rFonts w:ascii="Aptos" w:hAnsi="Aptos"/>
           <w:b w:val="0"/>
           <w:i w:val="0"/>
           <w:color w:val="000000"/>
@@ -2839,7 +3109,7 @@
       </w:pPr>
       <w:r>
         <w:rPr>
-          <w:rFonts w:ascii="Arial" w:hAnsi="Arial"/>
+          <w:rFonts w:ascii="Aptos" w:hAnsi="Aptos"/>
           <w:b/>
           <w:i w:val="0"/>
           <w:color w:val="000000"/>
@@ -2854,7 +3124,7 @@
       </w:pPr>
       <w:r>
         <w:rPr>
-          <w:rFonts w:ascii="Arial" w:hAnsi="Arial"/>
+          <w:rFonts w:ascii="Aptos" w:hAnsi="Aptos"/>
           <w:b w:val="0"/>
           <w:i w:val="0"/>
           <w:color w:val="000000"/>
@@ -2869,7 +3139,7 @@
       </w:pPr>
       <w:r>
         <w:rPr>
-          <w:rFonts w:ascii="Arial" w:hAnsi="Arial"/>
+          <w:rFonts w:ascii="Aptos" w:hAnsi="Aptos"/>
           <w:b w:val="0"/>
           <w:i w:val="0"/>
           <w:color w:val="000000"/>
@@ -2884,7 +3154,7 @@
       </w:pPr>
       <w:r>
         <w:rPr>
-          <w:rFonts w:ascii="Arial" w:hAnsi="Arial"/>
+          <w:rFonts w:ascii="Aptos" w:hAnsi="Aptos"/>
           <w:b w:val="0"/>
           <w:i w:val="0"/>
           <w:color w:val="000000"/>
@@ -2894,10 +3164,280 @@
       </w:r>
     </w:p>
     <w:p>
+      <w:pPr>
+        <w:pStyle w:val="ListParagraph"/>
+      </w:pPr>
+      <w:r>
+        <w:rPr>
+          <w:rFonts w:ascii="Aptos" w:hAnsi="Aptos"/>
+          <w:b/>
+          <w:i w:val="0"/>
+          <w:color w:val="000000"/>
+          <w:sz w:val="22"/>
+        </w:rPr>
+        <w:t>System Integration</w:t>
+      </w:r>
+    </w:p>
+    <w:p>
+      <w:pPr>
+        <w:pStyle w:val="ListParagraph"/>
+      </w:pPr>
+      <w:r>
+        <w:rPr>
+          <w:rFonts w:ascii="Aptos" w:hAnsi="Aptos"/>
+          <w:b w:val="0"/>
+          <w:i w:val="0"/>
+          <w:color w:val="000000"/>
+          <w:sz w:val="22"/>
+        </w:rPr>
+        <w:t>Reduce reliance on multiple disconnected systems.</w:t>
+      </w:r>
+    </w:p>
+    <w:p>
+      <w:pPr>
+        <w:pStyle w:val="ListParagraph"/>
+      </w:pPr>
+      <w:r>
+        <w:rPr>
+          <w:rFonts w:ascii="Aptos" w:hAnsi="Aptos"/>
+          <w:b w:val="0"/>
+          <w:i w:val="0"/>
+          <w:color w:val="000000"/>
+          <w:sz w:val="22"/>
+        </w:rPr>
+        <w:t>Improve integration between IPS, Camino, GIS, and AS400.</w:t>
+      </w:r>
+    </w:p>
+    <w:p>
+      <w:pPr>
+        <w:pStyle w:val="ListParagraph"/>
+      </w:pPr>
+      <w:r>
+        <w:rPr>
+          <w:rFonts w:ascii="Aptos" w:hAnsi="Aptos"/>
+          <w:b w:val="0"/>
+          <w:i w:val="0"/>
+          <w:color w:val="000000"/>
+          <w:sz w:val="22"/>
+        </w:rPr>
+        <w:t>Create a more unified view of property and inspection information.</w:t>
+      </w:r>
+    </w:p>
+    <w:p>
+      <w:pPr>
+        <w:pStyle w:val="ListParagraph"/>
+      </w:pPr>
+      <w:r>
+        <w:rPr>
+          <w:rFonts w:ascii="Aptos" w:hAnsi="Aptos"/>
+          <w:b w:val="0"/>
+          <w:i w:val="0"/>
+          <w:color w:val="000000"/>
+          <w:sz w:val="22"/>
+        </w:rPr>
+        <w:t>Eliminate</w:t>
+      </w:r>
+      <w:r>
+        <w:rPr>
+          <w:rFonts w:ascii="Aptos" w:hAnsi="Aptos"/>
+          <w:b w:val="0"/>
+          <w:i w:val="0"/>
+          <w:color w:val="000000"/>
+          <w:sz w:val="22"/>
+        </w:rPr>
+        <w:t xml:space="preserve"> duplicate data entry where possible.</w:t>
+      </w:r>
+    </w:p>
+    <w:p>
+      <w:pPr>
+        <w:pStyle w:val="ListParagraph"/>
+      </w:pPr>
+      <w:r>
+        <w:rPr>
+          <w:rFonts w:ascii="Aptos" w:hAnsi="Aptos"/>
+          <w:b/>
+          <w:i w:val="0"/>
+          <w:color w:val="000000"/>
+          <w:sz w:val="22"/>
+        </w:rPr>
+        <w:t>Property Information Access</w:t>
+      </w:r>
+    </w:p>
+    <w:p>
+      <w:pPr>
+        <w:pStyle w:val="ListParagraph"/>
+      </w:pPr>
+      <w:r>
+        <w:rPr>
+          <w:rFonts w:ascii="Aptos" w:hAnsi="Aptos"/>
+          <w:b w:val="0"/>
+          <w:i w:val="0"/>
+          <w:color w:val="000000"/>
+          <w:sz w:val="22"/>
+        </w:rPr>
+        <w:t>Improve access to ownership and property information.</w:t>
+      </w:r>
+    </w:p>
+    <w:p>
+      <w:pPr>
+        <w:pStyle w:val="ListParagraph"/>
+      </w:pPr>
+      <w:r>
+        <w:rPr>
+          <w:rFonts w:ascii="Aptos" w:hAnsi="Aptos"/>
+          <w:b w:val="0"/>
+          <w:i w:val="0"/>
+          <w:color w:val="000000"/>
+          <w:sz w:val="22"/>
+        </w:rPr>
+        <w:t>Simplify property research processes.</w:t>
+      </w:r>
+    </w:p>
+    <w:p>
+      <w:pPr>
+        <w:pStyle w:val="ListParagraph"/>
+      </w:pPr>
+      <w:r>
+        <w:rPr>
+          <w:rFonts w:ascii="Aptos" w:hAnsi="Aptos"/>
+          <w:b w:val="0"/>
+          <w:i w:val="0"/>
+          <w:color w:val="000000"/>
+          <w:sz w:val="22"/>
+        </w:rPr>
+        <w:t>Make relevant property information easier to locate and verify.</w:t>
+      </w:r>
+    </w:p>
+    <w:p>
+      <w:pPr>
+        <w:pStyle w:val="ListParagraph"/>
+      </w:pPr>
+      <w:r>
+        <w:rPr>
+          <w:rFonts w:ascii="Aptos" w:hAnsi="Aptos"/>
+          <w:b/>
+          <w:i w:val="0"/>
+          <w:color w:val="000000"/>
+          <w:sz w:val="22"/>
+        </w:rPr>
+        <w:t>User Experience Improvements</w:t>
+      </w:r>
+    </w:p>
+    <w:p>
+      <w:pPr>
+        <w:pStyle w:val="ListParagraph"/>
+      </w:pPr>
+      <w:r>
+        <w:rPr>
+          <w:rFonts w:ascii="Aptos" w:hAnsi="Aptos"/>
+          <w:b w:val="0"/>
+          <w:i w:val="0"/>
+          <w:color w:val="000000"/>
+          <w:sz w:val="22"/>
+        </w:rPr>
+        <w:t>Add spell-check and grammar-check functionality.</w:t>
+      </w:r>
+    </w:p>
+    <w:p>
+      <w:pPr>
+        <w:pStyle w:val="ListParagraph"/>
+      </w:pPr>
+      <w:r>
+        <w:rPr>
+          <w:rFonts w:ascii="Aptos" w:hAnsi="Aptos"/>
+          <w:b w:val="0"/>
+          <w:i w:val="0"/>
+          <w:color w:val="000000"/>
+          <w:sz w:val="22"/>
+        </w:rPr>
+        <w:t>Improve visual organization of records and attachments.</w:t>
+      </w:r>
+    </w:p>
+    <w:p>
+      <w:pPr>
+        <w:pStyle w:val="ListParagraph"/>
+      </w:pPr>
+      <w:r>
+        <w:rPr>
+          <w:rFonts w:ascii="Aptos" w:hAnsi="Aptos"/>
+          <w:b w:val="0"/>
+          <w:i w:val="0"/>
+          <w:color w:val="000000"/>
+          <w:sz w:val="22"/>
+        </w:rPr>
+        <w:t>Support dark mode and modern user interface features.</w:t>
+      </w:r>
+    </w:p>
+    <w:p>
+      <w:pPr>
+        <w:pStyle w:val="ListParagraph"/>
+      </w:pPr>
+      <w:r>
+        <w:rPr>
+          <w:rFonts w:ascii="Aptos" w:hAnsi="Aptos"/>
+          <w:b w:val="0"/>
+          <w:i w:val="0"/>
+          <w:color w:val="000000"/>
+          <w:sz w:val="22"/>
+        </w:rPr>
+        <w:t xml:space="preserve">Make </w:t>
+      </w:r>
+      <w:r>
+        <w:rPr>
+          <w:rFonts w:ascii="Aptos" w:hAnsi="Aptos"/>
+          <w:b w:val="0"/>
+          <w:i w:val="0"/>
+          <w:color w:val="000000"/>
+          <w:sz w:val="22"/>
+        </w:rPr>
+        <w:t>frequently</w:t>
+      </w:r>
+      <w:r>
+        <w:rPr>
+          <w:rFonts w:ascii="Aptos" w:hAnsi="Aptos"/>
+          <w:b w:val="0"/>
+          <w:i w:val="0"/>
+          <w:color w:val="000000"/>
+          <w:sz w:val="22"/>
+        </w:rPr>
+        <w:t xml:space="preserve"> used information easier to </w:t>
+      </w:r>
+      <w:r>
+        <w:rPr>
+          <w:rFonts w:ascii="Aptos" w:hAnsi="Aptos"/>
+          <w:b w:val="0"/>
+          <w:i w:val="0"/>
+          <w:color w:val="000000"/>
+          <w:sz w:val="22"/>
+        </w:rPr>
+        <w:t>identify</w:t>
+      </w:r>
+      <w:r>
+        <w:rPr>
+          <w:rFonts w:ascii="Aptos" w:hAnsi="Aptos"/>
+          <w:b w:val="0"/>
+          <w:i w:val="0"/>
+          <w:color w:val="000000"/>
+          <w:sz w:val="22"/>
+        </w:rPr>
+        <w:t xml:space="preserve"> and access</w:t>
+      </w:r>
+      <w:r>
+        <w:rPr>
+          <w:rFonts w:ascii="Aptos" w:hAnsi="Aptos"/>
+          <w:b w:val="0"/>
+          <w:i w:val="0"/>
+          <w:color w:val="000000"/>
+          <w:sz w:val="22"/>
+        </w:rPr>
+        <w:t xml:space="preserve">.  </w:t>
+      </w:r>
+    </w:p>
+    <w:p>
       <w:pPr/>
       <w:r>
         <w:rPr>
-          <w:rFonts w:ascii="Arial" w:hAnsi="Arial"/>
+          <w:rFonts w:ascii="Aptos" w:hAnsi="Aptos"/>
           <w:b w:val="0"/>
           <w:i w:val="0"/>
           <w:color w:val="000000"/>
@@ -2912,7 +3452,7 @@
       </w:pPr>
       <w:r>
         <w:rPr>
-          <w:rFonts w:ascii="Arial" w:hAnsi="Arial"/>
+          <w:rFonts w:ascii="Aptos" w:hAnsi="Aptos"/>
           <w:b w:val="0"/>
           <w:i w:val="0"/>
           <w:color w:val="000000"/>
@@ -2927,82 +3467,7 @@
       </w:pPr>
       <w:r>
         <w:rPr>
-          <w:rFonts w:ascii="Arial" w:hAnsi="Arial"/>
-          <w:b/>
-          <w:i w:val="0"/>
-          <w:color w:val="000000"/>
-          <w:sz w:val="22"/>
-        </w:rPr>
-        <w:t>System Integration</w:t>
-      </w:r>
-    </w:p>
-    <w:p>
-      <w:pPr>
-        <w:pStyle w:val="ListParagraph"/>
-      </w:pPr>
-      <w:r>
-        <w:rPr>
-          <w:rFonts w:ascii="Arial" w:hAnsi="Arial"/>
-          <w:b w:val="0"/>
-          <w:i w:val="0"/>
-          <w:color w:val="000000"/>
-          <w:sz w:val="22"/>
-        </w:rPr>
-        <w:t>Reduce reliance on multiple disconnected systems.</w:t>
-      </w:r>
-    </w:p>
-    <w:p>
-      <w:pPr>
-        <w:pStyle w:val="ListParagraph"/>
-      </w:pPr>
-      <w:r>
-        <w:rPr>
-          <w:rFonts w:ascii="Arial" w:hAnsi="Arial"/>
-          <w:b w:val="0"/>
-          <w:i w:val="0"/>
-          <w:color w:val="000000"/>
-          <w:sz w:val="22"/>
-        </w:rPr>
-        <w:t>Improve integration between IPS, Camino, GIS, and AS400.</w:t>
-      </w:r>
-    </w:p>
-    <w:p>
-      <w:pPr>
-        <w:pStyle w:val="ListParagraph"/>
-      </w:pPr>
-      <w:r>
-        <w:rPr>
-          <w:rFonts w:ascii="Arial" w:hAnsi="Arial"/>
-          <w:b w:val="0"/>
-          <w:i w:val="0"/>
-          <w:color w:val="000000"/>
-          <w:sz w:val="22"/>
-        </w:rPr>
-        <w:t>Create a more unified view of property and inspection information.</w:t>
-      </w:r>
-    </w:p>
-    <w:p>
-      <w:pPr>
-        <w:pStyle w:val="ListParagraph"/>
-      </w:pPr>
-      <w:r>
-        <w:rPr>
-          <w:rFonts w:ascii="Arial" w:hAnsi="Arial"/>
-          <w:b w:val="0"/>
-          <w:i w:val="0"/>
-          <w:color w:val="000000"/>
-          <w:sz w:val="22"/>
-        </w:rPr>
-        <w:t>Eliminate duplicate data entry where possible.</w:t>
-      </w:r>
-    </w:p>
-    <w:p>
-      <w:pPr>
-        <w:pStyle w:val="ListParagraph"/>
-      </w:pPr>
-      <w:r>
-        <w:rPr>
-          <w:rFonts w:ascii="Arial" w:hAnsi="Arial"/>
+          <w:rFonts w:ascii="Aptos" w:hAnsi="Aptos"/>
           <w:b/>
           <w:i w:val="0"/>
           <w:color w:val="000000"/>
@@ -3017,7 +3482,7 @@
       </w:pPr>
       <w:r>
         <w:rPr>
-          <w:rFonts w:ascii="Arial" w:hAnsi="Arial"/>
+          <w:rFonts w:ascii="Aptos" w:hAnsi="Aptos"/>
           <w:b w:val="0"/>
           <w:i w:val="0"/>
           <w:color w:val="000000"/>
@@ -3032,7 +3497,7 @@
       </w:pPr>
       <w:r>
         <w:rPr>
-          <w:rFonts w:ascii="Arial" w:hAnsi="Arial"/>
+          <w:rFonts w:ascii="Aptos" w:hAnsi="Aptos"/>
           <w:b w:val="0"/>
           <w:i w:val="0"/>
           <w:color w:val="000000"/>
@@ -3047,148 +3512,13 @@
       </w:pPr>
       <w:r>
         <w:rPr>
-          <w:rFonts w:ascii="Arial" w:hAnsi="Arial"/>
+          <w:rFonts w:ascii="Aptos" w:hAnsi="Aptos"/>
           <w:b w:val="0"/>
           <w:i w:val="0"/>
           <w:color w:val="000000"/>
           <w:sz w:val="22"/>
         </w:rPr>
         <w:t>Better support high-volume scheduling and customer service activities.</w:t>
-      </w:r>
-    </w:p>
-    <w:p>
-      <w:pPr>
-        <w:pStyle w:val="ListParagraph"/>
-      </w:pPr>
-      <w:r>
-        <w:rPr>
-          <w:rFonts w:ascii="Arial" w:hAnsi="Arial"/>
-          <w:b/>
-          <w:i w:val="0"/>
-          <w:color w:val="000000"/>
-          <w:sz w:val="22"/>
-        </w:rPr>
-        <w:t>Property Information Access</w:t>
-      </w:r>
-    </w:p>
-    <w:p>
-      <w:pPr>
-        <w:pStyle w:val="ListParagraph"/>
-      </w:pPr>
-      <w:r>
-        <w:rPr>
-          <w:rFonts w:ascii="Arial" w:hAnsi="Arial"/>
-          <w:b w:val="0"/>
-          <w:i w:val="0"/>
-          <w:color w:val="000000"/>
-          <w:sz w:val="22"/>
-        </w:rPr>
-        <w:t>Improve access to ownership and property information.</w:t>
-      </w:r>
-    </w:p>
-    <w:p>
-      <w:pPr>
-        <w:pStyle w:val="ListParagraph"/>
-      </w:pPr>
-      <w:r>
-        <w:rPr>
-          <w:rFonts w:ascii="Arial" w:hAnsi="Arial"/>
-          <w:b w:val="0"/>
-          <w:i w:val="0"/>
-          <w:color w:val="000000"/>
-          <w:sz w:val="22"/>
-        </w:rPr>
-        <w:t>Simplify property research processes.</w:t>
-      </w:r>
-    </w:p>
-    <w:p>
-      <w:pPr>
-        <w:pStyle w:val="ListParagraph"/>
-      </w:pPr>
-      <w:r>
-        <w:rPr>
-          <w:rFonts w:ascii="Arial" w:hAnsi="Arial"/>
-          <w:b w:val="0"/>
-          <w:i w:val="0"/>
-          <w:color w:val="000000"/>
-          <w:sz w:val="22"/>
-        </w:rPr>
-        <w:t>Make relevant property information easier to locate and verify.</w:t>
-      </w:r>
-    </w:p>
-    <w:p>
-      <w:pPr>
-        <w:pStyle w:val="ListParagraph"/>
-      </w:pPr>
-      <w:r>
-        <w:rPr>
-          <w:rFonts w:ascii="Arial" w:hAnsi="Arial"/>
-          <w:b/>
-          <w:i w:val="0"/>
-          <w:color w:val="000000"/>
-          <w:sz w:val="22"/>
-        </w:rPr>
-        <w:t>User Experience Improvements</w:t>
-      </w:r>
-    </w:p>
-    <w:p>
-      <w:pPr>
-        <w:pStyle w:val="ListParagraph"/>
-      </w:pPr>
-      <w:r>
-        <w:rPr>
-          <w:rFonts w:ascii="Arial" w:hAnsi="Arial"/>
-          <w:b w:val="0"/>
-          <w:i w:val="0"/>
-          <w:color w:val="000000"/>
-          <w:sz w:val="22"/>
-        </w:rPr>
-        <w:t>Add spell-check and grammar-check functionality.</w:t>
-      </w:r>
-    </w:p>
-    <w:p>
-      <w:pPr>
-        <w:pStyle w:val="ListParagraph"/>
-      </w:pPr>
-      <w:r>
-        <w:rPr>
-          <w:rFonts w:ascii="Arial" w:hAnsi="Arial"/>
-          <w:b w:val="0"/>
-          <w:i w:val="0"/>
-          <w:color w:val="000000"/>
-          <w:sz w:val="22"/>
-        </w:rPr>
-        <w:t>Improve visual organization of records and attachments.</w:t>
-      </w:r>
-    </w:p>
-    <w:p>
-      <w:pPr>
-        <w:pStyle w:val="ListParagraph"/>
-      </w:pPr>
-      <w:r>
-        <w:rPr>
-          <w:rFonts w:ascii="Arial" w:hAnsi="Arial"/>
-          <w:b w:val="0"/>
-          <w:i w:val="0"/>
-          <w:color w:val="000000"/>
-          <w:sz w:val="22"/>
-        </w:rPr>
-        <w:t>Support dark mode and modern user interface features.</w:t>
-      </w:r>
-    </w:p>
-    <w:p>
-      <w:pPr>
-        <w:pStyle w:val="ListParagraph"/>
-      </w:pPr>
-      <w:r>
-        <w:rPr>
-          <w:rFonts w:ascii="Arial" w:hAnsi="Arial"/>
-          <w:b w:val="0"/>
-          <w:i w:val="0"/>
-          <w:color w:val="000000"/>
-          <w:sz w:val="22"/>
-        </w:rPr>
-        <w:t xml:space="preserve">Make frequently used information easier to identify and access.  </w:t>
       </w:r>
     </w:p>
     <w:sectPr>

--- a/round1/output/docx_sections/DOCE Admin Aide.docx
+++ b/round1/output/docx_sections/DOCE Admin Aide.docx
@@ -2850,7 +2850,17 @@
           <w:color w:val="0F4761"/>
           <w:sz w:val="28"/>
         </w:rPr>
-        <w:t>Expectations:</w:t>
+        <w:t>Expect</w:t>
+      </w:r>
+      <w:r>
+        <w:rPr>
+          <w:rFonts w:ascii="Aptos" w:hAnsi="Aptos"/>
+          <w:b w:val="0"/>
+          <w:i w:val="0"/>
+          <w:color w:val="0F4761"/>
+          <w:sz w:val="28"/>
+        </w:rPr>
+        <w:t>ation:</w:t>
       </w:r>
     </w:p>
     <w:p>
